--- a/lab8/ТИТУЛ_лаб8.docx
+++ b/lab8/ТИТУЛ_лаб8.docx
@@ -795,21 +795,7 @@
           <w:rFonts w:hint="default"/>
           <w:lang w:val="en-US" w:eastAsia="ru-RU"/>
         </w:rPr>
-        <w:t>Формирование практических навыков применения поведенческих</w:t>
-      </w:r>
-      <w:r>
-        <w:rPr>
-          <w:rFonts w:hint="default"/>
-          <w:lang w:val="en-US" w:eastAsia="ru-RU"/>
-        </w:rPr>
-        <w:t xml:space="preserve"> </w:t>
-      </w:r>
-      <w:r>
-        <w:rPr>
-          <w:rFonts w:hint="default"/>
-          <w:lang w:val="en-US" w:eastAsia="ru-RU"/>
-        </w:rPr>
-        <w:t>паттернов проектирования в рамках единой программной системы.</w:t>
+        <w:t>Формирование практических навыков применения поведенческих паттернов проектирования в рамках единой программной системы.</w:t>
       </w:r>
     </w:p>
     <w:p>
@@ -840,7 +826,21 @@
           <w:rFonts w:hint="default" w:eastAsia="Calibri"/>
           <w:lang w:val="en-US" w:eastAsia="zh-CN"/>
         </w:rPr>
-        <w:t>Необходимо реализовать консольное приложение — простую систему</w:t>
+        <w:t xml:space="preserve">Необходимо реализовать консольное приложение </w:t>
+      </w:r>
+      <w:r>
+        <w:rPr>
+          <w:rFonts w:hint="default"/>
+          <w:lang w:val="ru-RU" w:eastAsia="zh-CN"/>
+        </w:rPr>
+        <w:t>-</w:t>
+      </w:r>
+      <w:r>
+        <w:rPr>
+          <w:rFonts w:hint="default" w:eastAsia="Calibri"/>
+          <w:lang w:val="en-US" w:eastAsia="zh-CN"/>
+        </w:rPr>
+        <w:t xml:space="preserve"> простую систему</w:t>
       </w:r>
       <w:r>
         <w:rPr>
@@ -1004,7 +1004,20 @@
         <w:rPr>
           <w:rFonts w:hint="default" w:eastAsia="Calibri"/>
         </w:rPr>
-        <w:t>New — документ создан, можно добавить в очередь.</w:t>
+        <w:t xml:space="preserve">New </w:t>
+      </w:r>
+      <w:r>
+        <w:rPr>
+          <w:rFonts w:hint="default"/>
+          <w:lang w:val="ru-RU"/>
+        </w:rPr>
+        <w:t>-</w:t>
+      </w:r>
+      <w:r>
+        <w:rPr>
+          <w:rFonts w:hint="default" w:eastAsia="Calibri"/>
+        </w:rPr>
+        <w:t xml:space="preserve"> документ создан, можно добавить в очередь.</w:t>
       </w:r>
     </w:p>
     <w:p>
@@ -1024,7 +1037,20 @@
         <w:rPr>
           <w:rFonts w:hint="default" w:eastAsia="Calibri"/>
         </w:rPr>
-        <w:t>Printing — документ сейчас печатается; нельзя добавить в</w:t>
+        <w:t xml:space="preserve">Printing </w:t>
+      </w:r>
+      <w:r>
+        <w:rPr>
+          <w:rFonts w:hint="default"/>
+          <w:lang w:val="ru-RU"/>
+        </w:rPr>
+        <w:t>-</w:t>
+      </w:r>
+      <w:r>
+        <w:rPr>
+          <w:rFonts w:hint="default" w:eastAsia="Calibri"/>
+        </w:rPr>
+        <w:t xml:space="preserve"> документ сейчас печатается; нельзя добавить в</w:t>
       </w:r>
     </w:p>
     <w:p>
@@ -1064,7 +1090,20 @@
         <w:rPr>
           <w:rFonts w:hint="default" w:eastAsia="Calibri"/>
         </w:rPr>
-        <w:t>Done — документ напечатан; финальное состояние.</w:t>
+        <w:t xml:space="preserve">Done </w:t>
+      </w:r>
+      <w:r>
+        <w:rPr>
+          <w:rFonts w:hint="default"/>
+          <w:lang w:val="ru-RU"/>
+        </w:rPr>
+        <w:t>-</w:t>
+      </w:r>
+      <w:r>
+        <w:rPr>
+          <w:rFonts w:hint="default" w:eastAsia="Calibri"/>
+        </w:rPr>
+        <w:t xml:space="preserve"> документ напечатан; финальное состояние.</w:t>
       </w:r>
     </w:p>
     <w:p>
@@ -1084,7 +1123,20 @@
         <w:rPr>
           <w:rFonts w:hint="default" w:eastAsia="Calibri"/>
         </w:rPr>
-        <w:t>Error — ошибка печати; документ можно повторно отправить в</w:t>
+        <w:t xml:space="preserve">Error </w:t>
+      </w:r>
+      <w:r>
+        <w:rPr>
+          <w:rFonts w:hint="default"/>
+          <w:lang w:val="ru-RU"/>
+        </w:rPr>
+        <w:t>-</w:t>
+      </w:r>
+      <w:r>
+        <w:rPr>
+          <w:rFonts w:hint="default" w:eastAsia="Calibri"/>
+        </w:rPr>
+        <w:t xml:space="preserve"> ошибка печати; документ можно повторно отправить в</w:t>
       </w:r>
       <w:r>
         <w:rPr>
@@ -1331,13 +1383,38 @@
         </w:tabs>
         <w:spacing w:after="160" w:line="259" w:lineRule="auto"/>
         <w:ind w:leftChars="0"/>
-        <w:rPr/>
-      </w:pPr>
-      <w:r>
-        <w:rPr>
-          <w:rFonts w:hint="default"/>
-        </w:rPr>
-        <w:t>Разработка консольного приложения — системы управления очередью печати документов — направлена на реализацию поведенческих паттернов из коллекции GoF (Gang of Four): Состояние (State) и Посредник (Mediator).</w:t>
+      </w:pPr>
+      <w:r>
+        <w:rPr>
+          <w:rFonts w:hint="default"/>
+        </w:rPr>
+        <w:t xml:space="preserve">Разработка консольного приложения </w:t>
+      </w:r>
+      <w:r>
+        <w:rPr>
+          <w:rFonts w:hint="default"/>
+          <w:lang w:val="ru-RU"/>
+        </w:rPr>
+        <w:t>-</w:t>
+      </w:r>
+      <w:r>
+        <w:rPr>
+          <w:rFonts w:hint="default"/>
+        </w:rPr>
+        <w:t xml:space="preserve"> системы управления очередью печати документов </w:t>
+      </w:r>
+      <w:r>
+        <w:rPr>
+          <w:rFonts w:hint="default"/>
+          <w:lang w:val="ru-RU"/>
+        </w:rPr>
+        <w:t>-</w:t>
+      </w:r>
+      <w:r>
+        <w:rPr>
+          <w:rFonts w:hint="default"/>
+        </w:rPr>
+        <w:t xml:space="preserve"> направлена на реализацию поведенческих паттернов из коллекции GoF (Gang of Four): Состояние (State) и Посредник (Mediator).</w:t>
       </w:r>
     </w:p>
     <w:p>
@@ -1352,44 +1429,513 @@
         </w:tabs>
         <w:spacing w:after="160" w:line="259" w:lineRule="auto"/>
         <w:ind w:left="420" w:leftChars="0" w:hanging="420" w:firstLineChars="0"/>
+      </w:pPr>
+      <w:r>
+        <w:rPr>
+          <w:rFonts w:hint="default"/>
+        </w:rPr>
+        <w:t>Паттерн «Состояние» (State) </w:t>
+      </w:r>
+      <w:r>
+        <w:rPr>
+          <w:rFonts w:hint="default"/>
+          <w:lang w:val="ru-RU"/>
+        </w:rPr>
+        <w:t>-</w:t>
+      </w:r>
+      <w:r>
+        <w:rPr>
+          <w:rFonts w:hint="default"/>
+        </w:rPr>
+        <w:t xml:space="preserve"> это поведенческий паттерн проектирования, который позволяет объекту изменять своё поведение при изменении внутреннего состояния. Создаётся впечатление, что объект изменил свой класс. Паттерн базируется на понятии конечного автомата (Finite</w:t>
+      </w:r>
+      <w:r>
+        <w:rPr>
+          <w:rFonts w:hint="default"/>
+        </w:rPr>
+        <w:noBreakHyphen/>
+      </w:r>
+      <w:r>
+        <w:rPr>
+          <w:rFonts w:hint="default"/>
+        </w:rPr>
+        <w:t>State Machine, FSM): набор состояний конечен, и в каждом состоянии объект по</w:t>
+      </w:r>
+      <w:r>
+        <w:rPr>
+          <w:rFonts w:hint="default"/>
+        </w:rPr>
+        <w:noBreakHyphen/>
+      </w:r>
+      <w:r>
+        <w:rPr>
+          <w:rFonts w:hint="default"/>
+        </w:rPr>
+        <w:t>разному реагирует на одни и те же события.</w:t>
+      </w:r>
+    </w:p>
+    <w:p>
+      <w:pPr>
+        <w:numPr>
+          <w:ilvl w:val="0"/>
+          <w:numId w:val="2"/>
+        </w:numPr>
+        <w:spacing w:after="160" w:line="259" w:lineRule="auto"/>
+        <w:ind w:left="840" w:leftChars="0" w:hanging="420" w:firstLineChars="0"/>
+      </w:pPr>
+      <w:r>
+        <w:rPr>
+          <w:rFonts w:hint="default"/>
+        </w:rPr>
+        <w:t>В контексте разрабатываемого приложения этот паттерн применяется для управления жизненным циклом документа в системе печати. Документ может находиться в одном из четырёх состояний: New (создан), Printing (печатается), Done (напечатан), Error (ошибка). Без паттерна «Состояние» пришлось бы использовать громоздкие условные операторы (if/switch) для проверки текущего состояния документа перед каждым действием, что сделало бы код сложным, трудно расширяемым и подверженным ошибкам. Паттерн решает эту проблему, вынося поведение для каждого состояния в отдельный класс. Контекст (Document) хранит ссылку на текущее состояние и делегирует ему все вызовы. Сами классы состояний определяют, какие переходы допустимы, и при необходимости изменяют состояние контекста.</w:t>
+      </w:r>
+    </w:p>
+    <w:p>
+      <w:pPr>
+        <w:numPr>
+          <w:ilvl w:val="0"/>
+          <w:numId w:val="0"/>
+        </w:numPr>
+        <w:tabs>
+          <w:tab w:val="left" w:pos="840"/>
+        </w:tabs>
+        <w:spacing w:after="160" w:line="259" w:lineRule="auto"/>
+        <w:ind w:leftChars="0"/>
+      </w:pPr>
+      <w:r>
+        <w:rPr>
+          <w:rFonts w:hint="default"/>
+        </w:rPr>
+        <w:t>Ожидаемый результат этапа 1 (State):</w:t>
+      </w:r>
+      <w:r>
+        <w:rPr>
+          <w:rFonts w:hint="default"/>
+        </w:rPr>
+        <w:br w:type="textWrapping"/>
+      </w:r>
+      <w:r>
+        <w:rPr>
+          <w:rFonts w:hint="default"/>
+        </w:rPr>
+        <w:t xml:space="preserve">Будет создан интерфейс IDocumentState с методами Print, AddToQueue, CompletePrinting, FailPrinting, Reset. Реализованы конкретные </w:t>
+      </w:r>
+      <w:r>
+        <w:rPr>
+          <w:rFonts w:hint="default"/>
+          <w:lang w:val="ru-RU"/>
+        </w:rPr>
+        <w:t xml:space="preserve"> </w:t>
+      </w:r>
+      <w:r>
+        <w:rPr>
+          <w:rFonts w:hint="default"/>
+        </w:rPr>
+        <w:t xml:space="preserve">состояния: NewState, PrintingState, DoneState, ErrorState. Класс Document (контекст) не будет содержать логики проверки состояний </w:t>
+      </w:r>
+      <w:r>
+        <w:rPr>
+          <w:rFonts w:hint="default"/>
+          <w:lang w:val="ru-RU"/>
+        </w:rPr>
+        <w:t>-</w:t>
+      </w:r>
+      <w:r>
+        <w:rPr>
+          <w:rFonts w:hint="default"/>
+        </w:rPr>
+        <w:t xml:space="preserve"> вся логика переходов инкапсулируется внутри классов состояний. Это позволит легко добавлять новые состояния (например, Paused) без изменения существующего кода документа.</w:t>
+      </w:r>
+    </w:p>
+    <w:p>
+      <w:pPr>
+        <w:numPr>
+          <w:ilvl w:val="0"/>
+          <w:numId w:val="0"/>
+        </w:numPr>
+        <w:tabs>
+          <w:tab w:val="left" w:pos="840"/>
+        </w:tabs>
+        <w:spacing w:after="160" w:line="259" w:lineRule="auto"/>
+        <w:ind w:leftChars="0"/>
+      </w:pPr>
+    </w:p>
+    <w:p>
+      <w:pPr>
+        <w:numPr>
+          <w:ilvl w:val="0"/>
+          <w:numId w:val="3"/>
+        </w:numPr>
+        <w:tabs>
+          <w:tab w:val="clear" w:pos="420"/>
+        </w:tabs>
+        <w:spacing w:after="160" w:line="259" w:lineRule="auto"/>
+        <w:ind w:left="0" w:leftChars="0" w:hanging="420" w:firstLineChars="0"/>
+      </w:pPr>
+      <w:r>
+        <w:rPr>
+          <w:rFonts w:hint="default"/>
+        </w:rPr>
+        <w:t>Паттерн «Посредник» (Mediator) </w:t>
+      </w:r>
+      <w:r>
+        <w:rPr>
+          <w:rFonts w:hint="default"/>
+          <w:lang w:val="ru-RU"/>
+        </w:rPr>
+        <w:t>-</w:t>
+      </w:r>
+      <w:r>
+        <w:rPr>
+          <w:rFonts w:hint="default"/>
+        </w:rPr>
+        <w:t xml:space="preserve"> это поведенческий паттерн проектирования, который вводит объект-посредник, управляющий взаимодействием между множеством других объектов (коллег). Посредник обеспечивает слабую связанность системы, избавляя коллег от необходимости явно ссылаться друг на друга, и позволяет независимо изменять взаимодействия.</w:t>
+      </w:r>
+    </w:p>
+    <w:p>
+      <w:pPr>
+        <w:numPr>
+          <w:ilvl w:val="0"/>
+          <w:numId w:val="4"/>
+        </w:numPr>
+        <w:tabs>
+          <w:tab w:val="left" w:pos="840"/>
+          <w:tab w:val="clear" w:pos="1260"/>
+        </w:tabs>
+        <w:spacing w:after="160" w:line="259" w:lineRule="auto"/>
+        <w:ind w:left="420" w:leftChars="0" w:hanging="420" w:firstLineChars="0"/>
+      </w:pPr>
+      <w:r>
+        <w:rPr>
+          <w:rFonts w:hint="default"/>
+        </w:rPr>
+        <w:t>В контексте разрабатываемого приложения этот паттерн критически важен для координации работы всех компонентов системы печати: документа, принтера, очереди печати, логгера и диспетчера. Если бы эти компоненты ссылались друг на друга напрямую, то добавление нового компонента потребовало бы изменения кода всех остальных компонентов. Паттерн «Посредник» устраняет эту проблему: все компоненты знают только о посреднике и сообщают ему о событиях («документ добавлен в очередь», «печать успешна», «ошибка принтера»). Посредник (PrintSystemMediator) централизованно реализует всю логику взаимодействия и перенаправляет вызовы нужным коллегам.</w:t>
+      </w:r>
+    </w:p>
+    <w:p>
+      <w:pPr>
+        <w:numPr>
+          <w:ilvl w:val="0"/>
+          <w:numId w:val="0"/>
+        </w:numPr>
+        <w:tabs>
+          <w:tab w:val="left" w:pos="840"/>
+        </w:tabs>
+        <w:spacing w:after="160" w:line="259" w:lineRule="auto"/>
+        <w:ind w:leftChars="0"/>
+      </w:pPr>
+      <w:r>
+        <w:rPr>
+          <w:rFonts w:hint="default"/>
+        </w:rPr>
+        <w:t>Ожидаемый результат этапа 2 (Mediator):</w:t>
+      </w:r>
+      <w:r>
+        <w:rPr>
+          <w:rFonts w:hint="default"/>
+        </w:rPr>
+        <w:br w:type="textWrapping"/>
+      </w:r>
+      <w:r>
+        <w:rPr>
+          <w:rFonts w:hint="default"/>
+        </w:rPr>
+        <w:t>Будет создан интерфейс IMediator и его реализация PrintSystemMediator, который координирует работу коллег: Document, Printer, PrintQueue, Logger, Dispatcher. Коллеги будут обмениваться информацией только через посредника. Система сможет обрабатывать сценарии: успешная печать нескольких документов из очереди, имитация ошибки принтера с последующим восстановлением и повторной печатью, логирование всех ключевых событий. Благодаря посреднику добавление нового коллеги (например, MessengerNotifier) потребует изменения только в посреднике и самом новом классе, не затрагивая существующих коллег.</w:t>
+      </w:r>
+    </w:p>
+    <w:p>
+      <w:pPr>
+        <w:numPr>
+          <w:ilvl w:val="0"/>
+          <w:numId w:val="5"/>
+        </w:numPr>
+        <w:tabs>
+          <w:tab w:val="left" w:pos="840"/>
+          <w:tab w:val="clear" w:pos="420"/>
+        </w:tabs>
+        <w:spacing w:after="160" w:line="259" w:lineRule="auto"/>
+        <w:ind w:left="420" w:leftChars="0" w:hanging="420" w:firstLineChars="0"/>
+      </w:pPr>
+      <w:r>
+        <w:br w:type="page"/>
+      </w:r>
+    </w:p>
+    <w:p>
+      <w:pPr>
+        <w:pStyle w:val="2"/>
+        <w:rPr>
+          <w:sz w:val="28"/>
+          <w:szCs w:val="28"/>
+        </w:rPr>
+      </w:pPr>
+      <w:bookmarkStart w:id="4" w:name="_Toc220868129"/>
+      <w:r>
+        <w:rPr>
+          <w:sz w:val="28"/>
+          <w:szCs w:val="28"/>
+        </w:rPr>
+        <w:t>Описание выполненных действий</w:t>
+      </w:r>
+      <w:bookmarkEnd w:id="4"/>
+    </w:p>
+    <w:p>
+      <w:pPr>
+        <w:numPr>
+          <w:ilvl w:val="0"/>
+          <w:numId w:val="0"/>
+        </w:numPr>
+        <w:spacing w:after="160" w:line="259" w:lineRule="auto"/>
+        <w:jc w:val="center"/>
+        <w:rPr>
+          <w:rFonts w:hint="default"/>
+          <w:sz w:val="32"/>
+          <w:szCs w:val="32"/>
+        </w:rPr>
+      </w:pPr>
+      <w:r>
+        <w:rPr>
+          <w:rFonts w:hint="default"/>
+          <w:sz w:val="32"/>
+          <w:szCs w:val="32"/>
+        </w:rPr>
+        <w:t>Этап 1. Паттерн «Состояние»</w:t>
+      </w:r>
+    </w:p>
+    <w:p>
+      <w:pPr>
+        <w:numPr>
+          <w:ilvl w:val="0"/>
+          <w:numId w:val="6"/>
+        </w:numPr>
+        <w:tabs>
+          <w:tab w:val="clear" w:pos="420"/>
+        </w:tabs>
+        <w:spacing w:after="160" w:line="259" w:lineRule="auto"/>
+        <w:ind w:left="420" w:leftChars="0" w:hanging="420" w:firstLineChars="0"/>
+        <w:jc w:val="left"/>
+        <w:rPr>
+          <w:rFonts w:hint="default"/>
+          <w:lang w:val="ru-RU"/>
+        </w:rPr>
+      </w:pPr>
+      <w:r>
+        <w:rPr>
+          <w:rFonts w:hint="default"/>
+          <w:lang w:val="ru-RU"/>
+        </w:rPr>
+        <w:t>Создание интерфейса IDocumentState (Состояние)</w:t>
+      </w:r>
+    </w:p>
+    <w:p>
+      <w:pPr>
+        <w:numPr>
+          <w:ilvl w:val="0"/>
+          <w:numId w:val="7"/>
+        </w:numPr>
+        <w:spacing w:after="160" w:line="259" w:lineRule="auto"/>
+        <w:ind w:left="840" w:leftChars="0" w:hanging="420" w:firstLineChars="0"/>
+        <w:rPr>
+          <w:rFonts w:hint="default"/>
+          <w:lang w:val="ru-RU"/>
+        </w:rPr>
+      </w:pPr>
+      <w:r>
+        <w:rPr>
+          <w:rFonts w:hint="default"/>
+          <w:lang w:val="ru-RU"/>
+        </w:rPr>
+        <w:t>Реализован интерфейс IDocumentState, задающий контракт для всех конкретных состояний.</w:t>
+      </w:r>
+    </w:p>
+    <w:p>
+      <w:pPr>
+        <w:numPr>
+          <w:ilvl w:val="0"/>
+          <w:numId w:val="8"/>
+        </w:numPr>
+        <w:tabs>
+          <w:tab w:val="clear" w:pos="420"/>
+        </w:tabs>
+        <w:spacing w:after="160" w:line="259" w:lineRule="auto"/>
+        <w:ind w:left="1260" w:leftChars="0" w:hanging="420" w:firstLineChars="0"/>
+        <w:rPr>
+          <w:rFonts w:hint="default"/>
+          <w:lang w:val="ru-RU"/>
+        </w:rPr>
+      </w:pPr>
+      <w:r>
+        <w:rPr>
+          <w:rFonts w:hint="default"/>
+          <w:lang w:val="ru-RU"/>
+        </w:rPr>
+        <w:t xml:space="preserve">Содержит четыре  метода: Print(), OnPrintSuccess(), OnPrintFailure(), Reset(). </w:t>
+      </w:r>
+    </w:p>
+    <w:p>
+      <w:pPr>
+        <w:numPr>
+          <w:ilvl w:val="0"/>
+          <w:numId w:val="8"/>
+        </w:numPr>
+        <w:tabs>
+          <w:tab w:val="clear" w:pos="420"/>
+        </w:tabs>
+        <w:spacing w:after="160" w:line="259" w:lineRule="auto"/>
+        <w:ind w:left="1260" w:leftChars="0" w:hanging="420" w:firstLineChars="0"/>
+        <w:rPr>
+          <w:rFonts w:hint="default"/>
+          <w:lang w:val="ru-RU"/>
+        </w:rPr>
+      </w:pPr>
+      <w:r>
+        <w:rPr>
+          <w:rFonts w:hint="default"/>
+          <w:lang w:val="ru-RU"/>
+        </w:rPr>
+        <w:t>Метод AddToQueue пока отсутствует.</w:t>
+      </w:r>
+    </w:p>
+    <w:p>
+      <w:pPr>
+        <w:numPr>
+          <w:ilvl w:val="0"/>
+          <w:numId w:val="6"/>
+        </w:numPr>
+        <w:tabs>
+          <w:tab w:val="clear" w:pos="420"/>
+        </w:tabs>
+        <w:spacing w:after="160" w:line="259" w:lineRule="auto"/>
+        <w:ind w:left="420" w:leftChars="0" w:hanging="420" w:firstLineChars="0"/>
+        <w:jc w:val="left"/>
+        <w:rPr>
+          <w:rFonts w:hint="default"/>
+          <w:lang w:val="ru-RU"/>
+        </w:rPr>
+      </w:pPr>
+      <w:r>
+        <w:rPr>
+          <w:rFonts w:hint="default"/>
+          <w:lang w:val="ru-RU"/>
+        </w:rPr>
+        <w:t>Создание интерфейса Document (Контекст)</w:t>
+      </w:r>
+    </w:p>
+    <w:p>
+      <w:pPr>
+        <w:numPr>
+          <w:ilvl w:val="0"/>
+          <w:numId w:val="7"/>
+        </w:numPr>
+        <w:spacing w:after="160" w:line="259" w:lineRule="auto"/>
+        <w:ind w:left="840" w:leftChars="0" w:hanging="420" w:firstLineChars="0"/>
+        <w:rPr>
+          <w:rFonts w:hint="default"/>
+          <w:lang w:val="ru-RU"/>
+        </w:rPr>
+      </w:pPr>
+      <w:r>
+        <w:rPr>
+          <w:rFonts w:hint="default"/>
+          <w:lang w:val="ru-RU"/>
+        </w:rPr>
+        <w:t>Реализован класс Document, выступающий в роли контекста паттерна «Состояние».</w:t>
+      </w:r>
+    </w:p>
+    <w:p>
+      <w:pPr>
+        <w:numPr>
+          <w:ilvl w:val="0"/>
+          <w:numId w:val="8"/>
+        </w:numPr>
+        <w:tabs>
+          <w:tab w:val="clear" w:pos="420"/>
+        </w:tabs>
+        <w:spacing w:after="160" w:line="259" w:lineRule="auto"/>
+        <w:ind w:left="1260" w:leftChars="0" w:hanging="420" w:firstLineChars="0"/>
+        <w:rPr>
+          <w:rFonts w:hint="default"/>
+          <w:lang w:val="ru-RU"/>
+        </w:rPr>
+      </w:pPr>
+      <w:r>
+        <w:rPr>
+          <w:rFonts w:hint="default"/>
+          <w:lang w:val="ru-RU"/>
+        </w:rPr>
+        <w:t xml:space="preserve">Содержит приватное поле _state - ссылку на текущее состояние, а также методы-делегаторы, которые передают управление текущему состоянию. </w:t>
+      </w:r>
+    </w:p>
+    <w:p>
+      <w:pPr>
+        <w:numPr>
+          <w:ilvl w:val="0"/>
+          <w:numId w:val="8"/>
+        </w:numPr>
+        <w:tabs>
+          <w:tab w:val="clear" w:pos="420"/>
+        </w:tabs>
+        <w:spacing w:after="160" w:line="259" w:lineRule="auto"/>
+        <w:ind w:left="1260" w:leftChars="0" w:hanging="420" w:firstLineChars="0"/>
+        <w:rPr>
+          <w:rFonts w:hint="default"/>
+          <w:lang w:val="ru-RU"/>
+        </w:rPr>
+      </w:pPr>
+      <w:r>
+        <w:rPr>
+          <w:rFonts w:hint="default"/>
+          <w:lang w:val="ru-RU"/>
+        </w:rPr>
+        <w:t xml:space="preserve">Конструктор устанавливает начальное состояние NewState. </w:t>
+      </w:r>
+    </w:p>
+    <w:p>
+      <w:pPr>
+        <w:numPr>
+          <w:ilvl w:val="0"/>
+          <w:numId w:val="8"/>
+        </w:numPr>
+        <w:tabs>
+          <w:tab w:val="clear" w:pos="420"/>
+        </w:tabs>
+        <w:spacing w:after="160" w:line="259" w:lineRule="auto"/>
+        <w:ind w:left="1260" w:leftChars="0" w:hanging="420" w:firstLineChars="0"/>
         <w:rPr/>
       </w:pPr>
       <w:r>
         <w:rPr>
           <w:rFonts w:hint="default"/>
-        </w:rPr>
-        <w:t>Паттерн «Состояние» (State) — это поведенческий паттерн проектирования, который позволяет объекту изменять своё поведение при изменении внутреннего состояния. Создаётся впечатление, что объект изменил свой класс. Паттерн базируется на понятии конечного автомата (Finite</w:t>
-      </w:r>
-      <w:r>
-        <w:rPr>
-          <w:rFonts w:hint="default"/>
-        </w:rPr>
-        <w:noBreakHyphen/>
-      </w:r>
-      <w:r>
-        <w:rPr>
-          <w:rFonts w:hint="default"/>
-        </w:rPr>
-        <w:t>State Machine, FSM): набор состояний конечен, и в каждом состоянии объект по</w:t>
-      </w:r>
-      <w:r>
-        <w:rPr>
-          <w:rFonts w:hint="default"/>
-        </w:rPr>
-        <w:noBreakHyphen/>
-      </w:r>
-      <w:r>
-        <w:rPr>
-          <w:rFonts w:hint="default"/>
-        </w:rPr>
-        <w:t>разному реагирует на одни и те же события.</w:t>
-      </w:r>
-    </w:p>
-    <w:p>
-      <w:pPr>
-        <w:numPr>
-          <w:ilvl w:val="0"/>
-          <w:numId w:val="2"/>
+          <w:lang w:val="ru-RU"/>
+        </w:rPr>
+        <w:t>Класс не содержит условных операторов для проверки состояния.</w:t>
+      </w:r>
+    </w:p>
+    <w:p>
+      <w:pPr>
+        <w:numPr>
+          <w:ilvl w:val="0"/>
+          <w:numId w:val="9"/>
+        </w:numPr>
+        <w:spacing w:after="160" w:line="259" w:lineRule="auto"/>
+        <w:ind w:left="420" w:leftChars="0" w:hanging="420" w:firstLineChars="0"/>
+        <w:rPr/>
+      </w:pPr>
+      <w:r>
+        <w:t>Создание класса NewState</w:t>
+      </w:r>
+      <w:r>
+        <w:rPr>
+          <w:rFonts w:hint="default"/>
+          <w:lang w:val="ru-RU"/>
+        </w:rPr>
+        <w:t xml:space="preserve"> (Конкретное состояние)</w:t>
+      </w:r>
+    </w:p>
+    <w:p>
+      <w:pPr>
+        <w:numPr>
+          <w:ilvl w:val="0"/>
+          <w:numId w:val="10"/>
         </w:numPr>
         <w:spacing w:after="160" w:line="259" w:lineRule="auto"/>
         <w:ind w:left="840" w:leftChars="0" w:hanging="420" w:firstLineChars="0"/>
@@ -1399,205 +1945,1435 @@
         <w:rPr>
           <w:rFonts w:hint="default"/>
         </w:rPr>
-        <w:t xml:space="preserve">В контексте разрабатываемого приложения этот паттерн применяется для управления жизненным циклом документа в системе печати. Документ может находиться в одном из четырёх состояний: New (создан), Printing (печатается), Done (напечатан), Error (ошибка). Без паттерна «Состояние» пришлось бы использовать </w:t>
+        <w:t xml:space="preserve">Реализован класс NewState, представляющий состояние нового документа. </w:t>
+      </w:r>
+    </w:p>
+    <w:p>
+      <w:pPr>
+        <w:numPr>
+          <w:ilvl w:val="0"/>
+          <w:numId w:val="11"/>
+        </w:numPr>
+        <w:tabs>
+          <w:tab w:val="clear" w:pos="420"/>
+        </w:tabs>
+        <w:spacing w:after="160" w:line="259" w:lineRule="auto"/>
+        <w:ind w:left="1260" w:leftChars="0" w:hanging="420" w:firstLineChars="0"/>
+        <w:rPr/>
+      </w:pPr>
+      <w:r>
+        <w:rPr>
+          <w:rFonts w:hint="default"/>
+        </w:rPr>
+        <w:t>Метод Print() переводит документ в состояние Printing. Остальные методы выводят сообщения о невозможности выполнения операции.</w:t>
+      </w:r>
+    </w:p>
+    <w:p>
+      <w:pPr>
+        <w:numPr>
+          <w:ilvl w:val="0"/>
+          <w:numId w:val="9"/>
+        </w:numPr>
+        <w:spacing w:after="160" w:line="259" w:lineRule="auto"/>
+        <w:ind w:left="420" w:leftChars="0" w:hanging="420" w:firstLineChars="0"/>
+        <w:rPr/>
+      </w:pPr>
+      <w:r>
+        <w:rPr>
+          <w:rFonts w:hint="default"/>
+        </w:rPr>
+        <w:t>Создание класса PrintingState</w:t>
+      </w:r>
+      <w:r>
+        <w:rPr>
+          <w:rFonts w:hint="default"/>
+          <w:lang w:val="ru-RU"/>
+        </w:rPr>
+        <w:t xml:space="preserve"> (Конкретное состояние)</w:t>
+      </w:r>
+    </w:p>
+    <w:p>
+      <w:pPr>
+        <w:numPr>
+          <w:ilvl w:val="0"/>
+          <w:numId w:val="12"/>
+        </w:numPr>
+        <w:tabs>
+          <w:tab w:val="clear" w:pos="420"/>
+        </w:tabs>
+        <w:spacing w:after="160" w:line="259" w:lineRule="auto"/>
+        <w:ind w:left="840" w:leftChars="0" w:hanging="420" w:firstLineChars="0"/>
+        <w:rPr/>
+      </w:pPr>
+      <w:r>
+        <w:rPr>
+          <w:rFonts w:hint="default"/>
+        </w:rPr>
+        <w:t xml:space="preserve">Реализован класс PrintingState, представляющий состояние документа в процессе печати. </w:t>
+      </w:r>
+    </w:p>
+    <w:p>
+      <w:pPr>
+        <w:numPr>
+          <w:ilvl w:val="0"/>
+          <w:numId w:val="13"/>
+        </w:numPr>
+        <w:tabs>
+          <w:tab w:val="clear" w:pos="1260"/>
+        </w:tabs>
+        <w:spacing w:after="160" w:line="259" w:lineRule="auto"/>
+        <w:ind w:left="1260" w:leftChars="0" w:hanging="420" w:firstLineChars="0"/>
+        <w:rPr/>
+      </w:pPr>
+      <w:r>
+        <w:rPr>
+          <w:rFonts w:hint="default"/>
+        </w:rPr>
+        <w:t>Метод OnPrintSuccess() переводит документ в состояние Done, метод OnPrintFailure() </w:t>
+      </w:r>
+      <w:r>
+        <w:rPr>
+          <w:rFonts w:hint="default"/>
+          <w:lang w:val="ru-RU"/>
+        </w:rPr>
+        <w:t>-</w:t>
+      </w:r>
+      <w:r>
+        <w:rPr>
+          <w:rFonts w:hint="default"/>
+        </w:rPr>
+        <w:t xml:space="preserve"> в состояние Error. </w:t>
+      </w:r>
+    </w:p>
+    <w:p>
+      <w:pPr>
+        <w:numPr>
+          <w:ilvl w:val="0"/>
+          <w:numId w:val="13"/>
+        </w:numPr>
+        <w:tabs>
+          <w:tab w:val="clear" w:pos="1260"/>
+        </w:tabs>
+        <w:spacing w:after="160" w:line="259" w:lineRule="auto"/>
+        <w:ind w:left="1260" w:leftChars="0" w:hanging="420" w:firstLineChars="0"/>
+        <w:rPr/>
+      </w:pPr>
+      <w:r>
+        <w:rPr>
+          <w:rFonts w:hint="default"/>
+        </w:rPr>
+        <w:t>Методы Print() и Reset() выводят сообщения о запрете операции.</w:t>
+      </w:r>
+    </w:p>
+    <w:p>
+      <w:pPr>
+        <w:numPr>
+          <w:ilvl w:val="0"/>
+          <w:numId w:val="9"/>
+        </w:numPr>
+        <w:spacing w:after="160" w:line="259" w:lineRule="auto"/>
+        <w:ind w:left="420" w:leftChars="0" w:hanging="420" w:firstLineChars="0"/>
+        <w:rPr/>
+      </w:pPr>
+      <w:r>
+        <w:rPr>
+          <w:rFonts w:hint="default"/>
+        </w:rPr>
+        <w:t>Создание класса DoneState</w:t>
+      </w:r>
+      <w:r>
+        <w:rPr>
+          <w:rFonts w:hint="default"/>
+          <w:lang w:val="ru-RU"/>
+        </w:rPr>
+        <w:t xml:space="preserve"> (Конкретное состояние)</w:t>
+      </w:r>
+    </w:p>
+    <w:p>
+      <w:pPr>
+        <w:numPr>
+          <w:ilvl w:val="0"/>
+          <w:numId w:val="14"/>
+        </w:numPr>
+        <w:tabs>
+          <w:tab w:val="clear" w:pos="420"/>
+        </w:tabs>
+        <w:spacing w:after="160" w:line="259" w:lineRule="auto"/>
+        <w:ind w:left="840" w:leftChars="0" w:hanging="420" w:firstLineChars="0"/>
+        <w:rPr/>
+      </w:pPr>
+      <w:r>
+        <w:rPr>
+          <w:rFonts w:hint="default"/>
+        </w:rPr>
+        <w:t xml:space="preserve">Реализован класс DoneState, представляющий финальное состояние напечатанного документа. </w:t>
+      </w:r>
+    </w:p>
+    <w:p>
+      <w:pPr>
+        <w:numPr>
+          <w:ilvl w:val="0"/>
+          <w:numId w:val="15"/>
+        </w:numPr>
+        <w:tabs>
+          <w:tab w:val="clear" w:pos="1260"/>
+        </w:tabs>
+        <w:spacing w:after="160" w:line="259" w:lineRule="auto"/>
+        <w:ind w:left="1260" w:leftChars="0" w:hanging="420" w:firstLineChars="0"/>
+        <w:rPr/>
+      </w:pPr>
+      <w:r>
+        <w:rPr>
+          <w:rFonts w:hint="default"/>
+        </w:rPr>
+        <w:t xml:space="preserve">Все методы выводят сообщения о невозможности выполнения операций. </w:t>
+      </w:r>
+    </w:p>
+    <w:p>
+      <w:pPr>
+        <w:numPr>
+          <w:ilvl w:val="0"/>
+          <w:numId w:val="15"/>
+        </w:numPr>
+        <w:tabs>
+          <w:tab w:val="clear" w:pos="1260"/>
+        </w:tabs>
+        <w:spacing w:after="160" w:line="259" w:lineRule="auto"/>
+        <w:ind w:left="1260" w:leftChars="0" w:hanging="420" w:firstLineChars="0"/>
+        <w:rPr/>
+      </w:pPr>
+      <w:r>
+        <w:rPr>
+          <w:rFonts w:hint="default"/>
+        </w:rPr>
+        <w:t>Исходящие переходы отсутствуют.</w:t>
+      </w:r>
+    </w:p>
+    <w:p>
+      <w:pPr>
+        <w:numPr>
+          <w:ilvl w:val="0"/>
+          <w:numId w:val="9"/>
+        </w:numPr>
+        <w:spacing w:after="160" w:line="259" w:lineRule="auto"/>
+        <w:ind w:left="420" w:leftChars="0" w:hanging="420" w:firstLineChars="0"/>
+        <w:rPr/>
+      </w:pPr>
+      <w:r>
+        <w:rPr>
+          <w:rFonts w:hint="default"/>
+        </w:rPr>
+        <w:t>Создание класса ErrorState</w:t>
+      </w:r>
+      <w:r>
+        <w:rPr>
+          <w:rFonts w:hint="default"/>
+          <w:lang w:val="ru-RU"/>
+        </w:rPr>
+        <w:t xml:space="preserve"> (Конкретное состояние)</w:t>
+      </w:r>
+    </w:p>
+    <w:p>
+      <w:pPr>
+        <w:numPr>
+          <w:ilvl w:val="0"/>
+          <w:numId w:val="16"/>
+        </w:numPr>
+        <w:tabs>
+          <w:tab w:val="clear" w:pos="420"/>
+        </w:tabs>
+        <w:spacing w:after="160" w:line="259" w:lineRule="auto"/>
+        <w:ind w:left="840" w:leftChars="0" w:hanging="420" w:firstLineChars="0"/>
+        <w:rPr/>
+      </w:pPr>
+      <w:r>
+        <w:rPr>
+          <w:rFonts w:hint="default"/>
+        </w:rPr>
+        <w:t xml:space="preserve">Реализован класс ErrorState, представляющий состояние ошибки печати. </w:t>
+      </w:r>
+    </w:p>
+    <w:p>
+      <w:pPr>
+        <w:numPr>
+          <w:ilvl w:val="0"/>
+          <w:numId w:val="17"/>
+        </w:numPr>
+        <w:tabs>
+          <w:tab w:val="clear" w:pos="1260"/>
+        </w:tabs>
+        <w:spacing w:after="160" w:line="259" w:lineRule="auto"/>
+        <w:ind w:left="1260" w:leftChars="0" w:hanging="420" w:firstLineChars="0"/>
+        <w:rPr/>
+      </w:pPr>
+      <w:r>
+        <w:rPr>
+          <w:rFonts w:hint="default"/>
+        </w:rPr>
+        <w:t xml:space="preserve">Метод Reset() переводит документ обратно в состояние New. </w:t>
+      </w:r>
+    </w:p>
+    <w:p>
+      <w:pPr>
+        <w:numPr>
+          <w:ilvl w:val="0"/>
+          <w:numId w:val="17"/>
+        </w:numPr>
+        <w:tabs>
+          <w:tab w:val="clear" w:pos="1260"/>
+        </w:tabs>
+        <w:spacing w:after="160" w:line="259" w:lineRule="auto"/>
+        <w:ind w:left="1260" w:leftChars="0" w:hanging="420" w:firstLineChars="0"/>
+        <w:rPr/>
+      </w:pPr>
+      <w:r>
+        <w:rPr>
+          <w:rFonts w:hint="default"/>
+        </w:rPr>
+        <w:t>Метод Print() выводит сообщение о невозможности печати до сброса.</w:t>
+      </w:r>
+    </w:p>
+    <w:p>
+      <w:pPr>
+        <w:numPr>
+          <w:numId w:val="0"/>
+        </w:numPr>
+        <w:spacing w:after="160" w:line="259" w:lineRule="auto"/>
+        <w:ind w:leftChars="0"/>
+      </w:pPr>
+    </w:p>
+    <w:p>
+      <w:pPr>
+        <w:numPr>
+          <w:ilvl w:val="0"/>
+          <w:numId w:val="0"/>
+        </w:numPr>
+        <w:spacing w:after="160" w:line="259" w:lineRule="auto"/>
+        <w:jc w:val="center"/>
+        <w:rPr>
+          <w:rFonts w:hint="default"/>
+          <w:sz w:val="32"/>
+          <w:szCs w:val="32"/>
+        </w:rPr>
+      </w:pPr>
+      <w:r>
+        <w:rPr>
+          <w:rFonts w:hint="default"/>
+          <w:sz w:val="32"/>
+          <w:szCs w:val="32"/>
+        </w:rPr>
+        <w:t xml:space="preserve">Этап </w:t>
+      </w:r>
+      <w:r>
+        <w:rPr>
+          <w:rFonts w:hint="default"/>
+          <w:sz w:val="32"/>
+          <w:szCs w:val="32"/>
+          <w:lang w:val="ru-RU"/>
+        </w:rPr>
+        <w:t>2</w:t>
+      </w:r>
+      <w:r>
+        <w:rPr>
+          <w:rFonts w:hint="default"/>
+          <w:sz w:val="32"/>
+          <w:szCs w:val="32"/>
+        </w:rPr>
+        <w:t>. Паттерн «Посредник»</w:t>
+      </w:r>
+    </w:p>
+    <w:p>
+      <w:pPr>
+        <w:numPr>
+          <w:ilvl w:val="0"/>
+          <w:numId w:val="6"/>
+        </w:numPr>
+        <w:tabs>
+          <w:tab w:val="clear" w:pos="420"/>
+        </w:tabs>
+        <w:spacing w:after="160" w:line="259" w:lineRule="auto"/>
+        <w:ind w:left="420" w:leftChars="0" w:hanging="420" w:firstLineChars="0"/>
+        <w:jc w:val="left"/>
+        <w:rPr>
+          <w:rFonts w:hint="default"/>
+          <w:lang w:val="ru-RU"/>
+        </w:rPr>
+      </w:pPr>
+      <w:r>
+        <w:rPr>
+          <w:rFonts w:hint="default"/>
+          <w:lang w:val="ru-RU"/>
+        </w:rPr>
+        <w:t>Создание интерфейса IMediator (Посредник)</w:t>
+      </w:r>
+    </w:p>
+    <w:p>
+      <w:pPr>
+        <w:numPr>
+          <w:ilvl w:val="0"/>
+          <w:numId w:val="7"/>
+        </w:numPr>
+        <w:spacing w:after="160" w:line="259" w:lineRule="auto"/>
+        <w:ind w:left="840" w:leftChars="0" w:hanging="420" w:firstLineChars="0"/>
+        <w:rPr>
+          <w:rFonts w:hint="default"/>
+          <w:lang w:val="ru-RU"/>
+        </w:rPr>
+      </w:pPr>
+      <w:r>
+        <w:rPr>
+          <w:rFonts w:hint="default"/>
+          <w:lang w:val="ru-RU"/>
+        </w:rPr>
+        <w:t xml:space="preserve">Реализован интерфейс IMediator, задающий контракт для всех конкретных посредников. </w:t>
+      </w:r>
+    </w:p>
+    <w:p>
+      <w:pPr>
+        <w:numPr>
+          <w:ilvl w:val="0"/>
+          <w:numId w:val="18"/>
+        </w:numPr>
+        <w:spacing w:after="160" w:line="259" w:lineRule="auto"/>
+        <w:ind w:left="1260" w:leftChars="0" w:hanging="420" w:firstLineChars="0"/>
+        <w:rPr>
+          <w:rFonts w:hint="default"/>
+          <w:lang w:val="ru-RU"/>
+        </w:rPr>
+      </w:pPr>
+      <w:r>
+        <w:rPr>
+          <w:rFonts w:hint="default"/>
+          <w:lang w:val="ru-RU"/>
+        </w:rPr>
+        <w:t xml:space="preserve">Интерфейс содержит один метод Notify(Colleague sender, string ev, Document document), который позволяет коллегам уведомлять посредника о произошедших событиях. </w:t>
+      </w:r>
+    </w:p>
+    <w:p>
+      <w:pPr>
+        <w:numPr>
+          <w:ilvl w:val="0"/>
+          <w:numId w:val="18"/>
+        </w:numPr>
+        <w:spacing w:after="160" w:line="259" w:lineRule="auto"/>
+        <w:ind w:left="1260" w:leftChars="0" w:hanging="420" w:firstLineChars="0"/>
+        <w:rPr>
+          <w:rFonts w:hint="default"/>
+          <w:lang w:val="ru-RU"/>
+        </w:rPr>
+      </w:pPr>
+      <w:r>
+        <w:rPr>
+          <w:rFonts w:hint="default"/>
+          <w:lang w:val="ru-RU"/>
+        </w:rPr>
+        <w:t>Параметр sender указывает отправителя, ev - тип события (строковой идентификатор), document - связанный с событием документ (опционально).</w:t>
+      </w:r>
+    </w:p>
+    <w:p>
+      <w:pPr>
+        <w:numPr>
+          <w:ilvl w:val="0"/>
+          <w:numId w:val="9"/>
+        </w:numPr>
+        <w:spacing w:after="160" w:line="259" w:lineRule="auto"/>
+        <w:ind w:left="420" w:leftChars="0" w:hanging="420" w:firstLineChars="0"/>
+        <w:rPr/>
+      </w:pPr>
+      <w:r>
+        <w:rPr>
+          <w:rFonts w:hint="default"/>
+        </w:rPr>
+        <w:t>Создание базового класса Colleague</w:t>
+      </w:r>
+    </w:p>
+    <w:p>
+      <w:pPr>
+        <w:numPr>
+          <w:ilvl w:val="0"/>
+          <w:numId w:val="19"/>
+        </w:numPr>
+        <w:spacing w:after="160" w:line="259" w:lineRule="auto"/>
+        <w:ind w:left="840" w:leftChars="0" w:hanging="420" w:firstLineChars="0"/>
+        <w:rPr/>
+      </w:pPr>
+      <w:r>
+        <w:rPr>
+          <w:rFonts w:hint="default"/>
+        </w:rPr>
+        <w:t xml:space="preserve">Реализован абстрактный класс Colleague, который служит базовым для всех компонентов системы. </w:t>
+      </w:r>
+    </w:p>
+    <w:p>
+      <w:pPr>
+        <w:numPr>
+          <w:ilvl w:val="0"/>
+          <w:numId w:val="20"/>
+        </w:numPr>
+        <w:spacing w:after="160" w:line="259" w:lineRule="auto"/>
+        <w:ind w:left="1260" w:leftChars="0" w:hanging="420" w:firstLineChars="0"/>
+        <w:rPr/>
+      </w:pPr>
+      <w:r>
+        <w:rPr>
+          <w:rFonts w:hint="default"/>
+        </w:rPr>
+        <w:t xml:space="preserve">Класс содержит защищённое поле _mediator (тип IMediator) и публичный метод SetMediator(), позволяющий посреднику внедрить себя в коллегу. </w:t>
+      </w:r>
+    </w:p>
+    <w:p>
+      <w:pPr>
+        <w:numPr>
+          <w:ilvl w:val="0"/>
+          <w:numId w:val="20"/>
+        </w:numPr>
+        <w:spacing w:after="160" w:line="259" w:lineRule="auto"/>
+        <w:ind w:left="1260" w:leftChars="0" w:hanging="420" w:firstLineChars="0"/>
+        <w:rPr>
+          <w:rFonts w:hint="default"/>
+        </w:rPr>
+      </w:pPr>
+      <w:r>
+        <w:rPr>
+          <w:rFonts w:hint="default"/>
+        </w:rPr>
+        <w:t>Все конкретные коллеги наследуют этот класс, что обеспечивает единообразный механизм связи с посредником</w:t>
+      </w:r>
+    </w:p>
+    <w:p>
+      <w:pPr>
+        <w:numPr>
+          <w:ilvl w:val="0"/>
+          <w:numId w:val="9"/>
+        </w:numPr>
+        <w:spacing w:after="160" w:line="259" w:lineRule="auto"/>
+        <w:ind w:left="420" w:leftChars="0" w:hanging="420" w:firstLineChars="0"/>
+        <w:rPr>
+          <w:rFonts w:hint="default"/>
+        </w:rPr>
+      </w:pPr>
+      <w:r>
+        <w:rPr>
+          <w:rFonts w:hint="default"/>
+        </w:rPr>
+        <w:t>Модификация класса Document (добавление роли коллеги)</w:t>
+      </w:r>
+    </w:p>
+    <w:p>
+      <w:pPr>
+        <w:numPr>
+          <w:ilvl w:val="0"/>
+          <w:numId w:val="21"/>
+        </w:numPr>
+        <w:spacing w:after="160" w:line="259" w:lineRule="auto"/>
+        <w:ind w:left="840" w:leftChars="0" w:hanging="420" w:firstLineChars="0"/>
+        <w:rPr>
+          <w:rFonts w:hint="default"/>
+        </w:rPr>
+      </w:pPr>
+      <w:r>
+        <w:rPr>
+          <w:rFonts w:hint="default"/>
+        </w:rPr>
+        <w:t xml:space="preserve">Класс Document унаследован от Colleague, что дало ему доступ к посреднику через поле _mediator. </w:t>
+      </w:r>
+    </w:p>
+    <w:p>
+      <w:pPr>
+        <w:numPr>
+          <w:ilvl w:val="0"/>
+          <w:numId w:val="22"/>
+        </w:numPr>
+        <w:spacing w:after="160" w:line="259" w:lineRule="auto"/>
+        <w:ind w:left="1260" w:leftChars="0" w:hanging="420" w:firstLineChars="0"/>
+        <w:rPr>
+          <w:rFonts w:hint="default"/>
+        </w:rPr>
+      </w:pPr>
+      <w:r>
+        <w:rPr>
+          <w:rFonts w:hint="default"/>
+        </w:rPr>
+        <w:t xml:space="preserve">В класс добавлен метод AddToQueue(), который отсутствовал на первом этапе (в соответствии с указанием из задания). </w:t>
+      </w:r>
+    </w:p>
+    <w:p>
+      <w:pPr>
+        <w:numPr>
+          <w:ilvl w:val="0"/>
+          <w:numId w:val="22"/>
+        </w:numPr>
+        <w:spacing w:after="160" w:line="259" w:lineRule="auto"/>
+        <w:ind w:left="1260" w:leftChars="0" w:hanging="420" w:firstLineChars="0"/>
+        <w:rPr>
+          <w:rFonts w:hint="default"/>
+        </w:rPr>
+      </w:pPr>
+      <w:r>
+        <w:rPr>
+          <w:rFonts w:hint="default"/>
+        </w:rPr>
+        <w:t>Все методы-делегаторы (Print, AddToQueue, OnPrintSuccess, OnPrintFailure, Reset) модифицированы: теперь они передают посредника в качестве параметра в соответствующие методы состояния.</w:t>
+      </w:r>
+    </w:p>
+    <w:p>
+      <w:pPr>
+        <w:numPr>
+          <w:ilvl w:val="0"/>
+          <w:numId w:val="9"/>
+        </w:numPr>
+        <w:spacing w:after="160" w:line="259" w:lineRule="auto"/>
+        <w:ind w:left="420" w:leftChars="0" w:hanging="420" w:firstLineChars="0"/>
+        <w:rPr>
+          <w:rFonts w:hint="default"/>
+        </w:rPr>
+      </w:pPr>
+      <w:r>
+        <w:rPr>
+          <w:rFonts w:hint="default"/>
+        </w:rPr>
+        <w:t>Модификация интерфейса IDocumentState и классов состояний</w:t>
+      </w:r>
+    </w:p>
+    <w:p>
+      <w:pPr>
+        <w:numPr>
+          <w:ilvl w:val="0"/>
+          <w:numId w:val="23"/>
+        </w:numPr>
+        <w:spacing w:after="160" w:line="259" w:lineRule="auto"/>
+        <w:ind w:left="840" w:leftChars="0" w:hanging="420" w:firstLineChars="0"/>
+        <w:rPr>
+          <w:rFonts w:hint="default"/>
+        </w:rPr>
+      </w:pPr>
+      <w:r>
+        <w:rPr>
+          <w:rFonts w:hint="default"/>
+        </w:rPr>
+        <w:t xml:space="preserve">Интерфейс IDocumentState расширен: все методы теперь принимают дополнительный параметр IMediator mediator. </w:t>
+      </w:r>
+    </w:p>
+    <w:p>
+      <w:pPr>
+        <w:numPr>
+          <w:ilvl w:val="0"/>
+          <w:numId w:val="23"/>
+        </w:numPr>
+        <w:spacing w:after="160" w:line="259" w:lineRule="auto"/>
+        <w:ind w:left="840" w:leftChars="0" w:hanging="420" w:firstLineChars="0"/>
+        <w:rPr>
+          <w:rFonts w:hint="default"/>
+        </w:rPr>
+      </w:pPr>
+      <w:r>
+        <w:rPr>
+          <w:rFonts w:hint="default"/>
+        </w:rPr>
+        <w:t xml:space="preserve">Добавлен метод AddToQueue, отсутствовавший на первом этапе. </w:t>
+      </w:r>
+    </w:p>
+    <w:p>
+      <w:pPr>
+        <w:numPr>
+          <w:ilvl w:val="0"/>
+          <w:numId w:val="23"/>
+        </w:numPr>
+        <w:spacing w:after="160" w:line="259" w:lineRule="auto"/>
+        <w:ind w:left="840" w:leftChars="0" w:hanging="420" w:firstLineChars="0"/>
+        <w:rPr/>
+      </w:pPr>
+      <w:r>
+        <w:rPr>
+          <w:rFonts w:hint="default"/>
+        </w:rPr>
+        <w:t>В классы состояний внесены следующие изменения:</w:t>
+      </w:r>
+    </w:p>
+    <w:p>
+      <w:pPr>
+        <w:numPr>
+          <w:ilvl w:val="0"/>
+          <w:numId w:val="24"/>
+        </w:numPr>
+        <w:spacing w:after="160" w:line="259" w:lineRule="auto"/>
+        <w:ind w:left="1260" w:leftChars="0" w:hanging="420" w:firstLineChars="0"/>
+        <w:rPr/>
+      </w:pPr>
+      <w:r>
+        <w:rPr>
+          <w:rFonts w:hint="default"/>
+        </w:rPr>
+        <w:t>NewState: в методах Print() и AddToQueue() добавлены вызовы mediator.Notify() для уведомления посредника о начале печати и добавлении в очередь соответственно.</w:t>
+      </w:r>
+    </w:p>
+    <w:p>
+      <w:pPr>
+        <w:numPr>
+          <w:ilvl w:val="0"/>
+          <w:numId w:val="25"/>
+        </w:numPr>
+        <w:spacing w:after="160" w:line="259" w:lineRule="auto"/>
+        <w:ind w:left="1260" w:leftChars="0" w:hanging="420" w:firstLineChars="0"/>
+        <w:rPr/>
+      </w:pPr>
+      <w:r>
+        <w:rPr>
+          <w:rFonts w:hint="default"/>
+        </w:rPr>
+        <w:t>ErrorState: в методе Reset() добавлен вызов mediator.Notify() для уведомления посредника о сбросе документа (чтобы повторно добавить его в очередь).</w:t>
+      </w:r>
+    </w:p>
+    <w:p>
+      <w:pPr>
+        <w:numPr>
+          <w:ilvl w:val="0"/>
+          <w:numId w:val="25"/>
+        </w:numPr>
+        <w:spacing w:after="160" w:line="259" w:lineRule="auto"/>
+        <w:ind w:left="1260" w:leftChars="0" w:hanging="420" w:firstLineChars="0"/>
+        <w:rPr/>
+      </w:pPr>
+      <w:r>
+        <w:rPr>
+          <w:rFonts w:hint="default"/>
+        </w:rPr>
+        <w:t>PrintingState, DoneState: методы OnPrintSuccess и OnPrintFailure теперь принимают посредника, но не используют его (эти методы вызываются посредником, а не инициируют вызовы).</w:t>
+      </w:r>
+    </w:p>
+    <w:p>
+      <w:pPr>
+        <w:numPr>
+          <w:ilvl w:val="0"/>
+          <w:numId w:val="9"/>
+        </w:numPr>
+        <w:spacing w:after="160" w:line="259" w:lineRule="auto"/>
+        <w:ind w:left="420" w:leftChars="0" w:hanging="420" w:firstLineChars="0"/>
+        <w:rPr>
+          <w:rFonts w:hint="default"/>
+        </w:rPr>
+      </w:pPr>
+      <w:r>
+        <w:rPr>
+          <w:rFonts w:hint="default"/>
+        </w:rPr>
+        <w:t>Создание класса Printer (коллега)</w:t>
+      </w:r>
+    </w:p>
+    <w:p>
+      <w:pPr>
+        <w:numPr>
+          <w:ilvl w:val="0"/>
+          <w:numId w:val="26"/>
+        </w:numPr>
+        <w:spacing w:after="160" w:line="259" w:lineRule="auto"/>
+        <w:ind w:left="840" w:leftChars="0" w:hanging="420" w:firstLineChars="0"/>
+        <w:rPr/>
+      </w:pPr>
+      <w:r>
+        <w:rPr>
+          <w:rFonts w:hint="default"/>
+        </w:rPr>
+        <w:t>Реализован класс Printer, наследующий от Colleague. Класс содержит:</w:t>
+      </w:r>
+    </w:p>
+    <w:p>
+      <w:pPr>
+        <w:numPr>
+          <w:ilvl w:val="0"/>
+          <w:numId w:val="27"/>
+        </w:numPr>
+        <w:spacing w:after="160" w:line="259" w:lineRule="auto"/>
+        <w:ind w:left="1260" w:leftChars="0" w:hanging="420" w:firstLineChars="0"/>
+        <w:rPr/>
+      </w:pPr>
+      <w:r>
+        <w:rPr>
+          <w:rFonts w:hint="default"/>
+        </w:rPr>
+        <w:t xml:space="preserve">Поле SimulateFailure (тип bool) </w:t>
+      </w:r>
+      <w:r>
+        <w:rPr>
+          <w:rFonts w:hint="default"/>
+          <w:lang w:val="ru-RU"/>
+        </w:rPr>
+        <w:t>-</w:t>
+      </w:r>
+      <w:r>
+        <w:rPr>
+          <w:rFonts w:hint="default"/>
+        </w:rPr>
+        <w:t xml:space="preserve"> флаг для имитации ошибки принтера. При установке в true следующий вызов печати завершится ошибкой.</w:t>
+      </w:r>
+    </w:p>
+    <w:p>
+      <w:pPr>
+        <w:numPr>
+          <w:ilvl w:val="0"/>
+          <w:numId w:val="27"/>
+        </w:numPr>
+        <w:spacing w:after="160" w:line="259" w:lineRule="auto"/>
+        <w:ind w:left="1260" w:leftChars="0" w:hanging="420" w:firstLineChars="0"/>
+        <w:rPr/>
+      </w:pPr>
+      <w:r>
+        <w:rPr>
+          <w:rFonts w:hint="default"/>
+        </w:rPr>
+        <w:t>Метод StartPrint(Document document) </w:t>
+      </w:r>
+      <w:r>
+        <w:rPr>
+          <w:rFonts w:hint="default"/>
+          <w:lang w:val="ru-RU"/>
+        </w:rPr>
+        <w:t>-</w:t>
+      </w:r>
+      <w:r>
+        <w:rPr>
+          <w:rFonts w:hint="default"/>
+        </w:rPr>
+        <w:t xml:space="preserve"> имитирует физическую печать. Выводит сообщение о начале печати. Если SimulateFailure == true, отправляет посреднику событие "PrintFailure"; иначе </w:t>
+      </w:r>
+      <w:r>
+        <w:rPr>
+          <w:rFonts w:hint="default"/>
+          <w:lang w:val="ru-RU"/>
+        </w:rPr>
+        <w:t>-</w:t>
+      </w:r>
+      <w:r>
+        <w:rPr>
+          <w:rFonts w:hint="default"/>
+        </w:rPr>
+        <w:t> "PrintSuccess". После ошибки флаг сбрасывается.</w:t>
+      </w:r>
+    </w:p>
+    <w:p>
+      <w:pPr>
+        <w:numPr>
+          <w:ilvl w:val="0"/>
+          <w:numId w:val="27"/>
+        </w:numPr>
+        <w:spacing w:after="160" w:line="259" w:lineRule="auto"/>
+        <w:ind w:left="1260" w:leftChars="0" w:hanging="420" w:firstLineChars="0"/>
+        <w:rPr>
+          <w:rFonts w:hint="default"/>
+        </w:rPr>
+      </w:pPr>
+      <w:r>
+        <w:rPr>
+          <w:rFonts w:hint="default"/>
+        </w:rPr>
+        <w:t xml:space="preserve">Принтер не хранит ссылок на другие компоненты (очередь, логгер, документ) </w:t>
+      </w:r>
+      <w:r>
+        <w:rPr>
+          <w:rFonts w:hint="default"/>
+          <w:lang w:val="ru-RU"/>
+        </w:rPr>
+        <w:t>-</w:t>
+      </w:r>
+      <w:r>
+        <w:rPr>
+          <w:rFonts w:hint="default"/>
+        </w:rPr>
+        <w:t xml:space="preserve"> только на посредника.</w:t>
+      </w:r>
+    </w:p>
+    <w:p>
+      <w:pPr>
+        <w:numPr>
+          <w:ilvl w:val="0"/>
+          <w:numId w:val="9"/>
+        </w:numPr>
+        <w:spacing w:after="160" w:line="259" w:lineRule="auto"/>
+        <w:ind w:left="420" w:leftChars="0" w:hanging="420" w:firstLineChars="0"/>
+        <w:rPr>
+          <w:rFonts w:hint="default"/>
+        </w:rPr>
+      </w:pPr>
+      <w:r>
+        <w:rPr>
+          <w:rFonts w:hint="default"/>
+        </w:rPr>
+        <w:t>Создание класса PrintQueue (коллега)</w:t>
+      </w:r>
+    </w:p>
+    <w:p>
+      <w:pPr>
+        <w:numPr>
+          <w:ilvl w:val="0"/>
+          <w:numId w:val="28"/>
+        </w:numPr>
+        <w:tabs>
+          <w:tab w:val="clear" w:pos="420"/>
+        </w:tabs>
+        <w:spacing w:after="160" w:line="259" w:lineRule="auto"/>
+        <w:ind w:left="840" w:leftChars="0" w:hanging="420" w:firstLineChars="0"/>
+        <w:rPr/>
+      </w:pPr>
+      <w:r>
+        <w:rPr>
+          <w:rFonts w:hint="default"/>
+        </w:rPr>
+        <w:t>Реализован класс PrintQueue, наследующий от Colleague. Класс содержит:</w:t>
+      </w:r>
+    </w:p>
+    <w:p>
+      <w:pPr>
+        <w:numPr>
+          <w:ilvl w:val="0"/>
+          <w:numId w:val="29"/>
+        </w:numPr>
+        <w:spacing w:after="160" w:line="259" w:lineRule="auto"/>
+        <w:ind w:left="1260" w:leftChars="0" w:hanging="420" w:firstLineChars="0"/>
+        <w:rPr/>
+      </w:pPr>
+      <w:r>
+        <w:rPr>
+          <w:rFonts w:hint="default"/>
+        </w:rPr>
+        <w:t xml:space="preserve">Приватное поле _documents (тип Queue&lt;Document&gt;) </w:t>
+      </w:r>
+      <w:r>
+        <w:rPr>
+          <w:rFonts w:hint="default"/>
+          <w:lang w:val="ru-RU"/>
+        </w:rPr>
+        <w:t>-</w:t>
+      </w:r>
+      <w:r>
+        <w:rPr>
+          <w:rFonts w:hint="default"/>
+        </w:rPr>
+        <w:t xml:space="preserve"> очередь документов в формате FIFO (первым пришёл </w:t>
+      </w:r>
+      <w:r>
+        <w:rPr>
+          <w:rFonts w:hint="default"/>
+          <w:lang w:val="ru-RU"/>
+        </w:rPr>
+        <w:t>-</w:t>
+      </w:r>
+      <w:r>
+        <w:rPr>
+          <w:rFonts w:hint="default"/>
+        </w:rPr>
+        <w:t xml:space="preserve"> первым ушёл).</w:t>
+      </w:r>
+    </w:p>
+    <w:p>
+      <w:pPr>
+        <w:numPr>
+          <w:ilvl w:val="0"/>
+          <w:numId w:val="29"/>
+        </w:numPr>
+        <w:spacing w:after="160" w:line="259" w:lineRule="auto"/>
+        <w:ind w:left="1260" w:leftChars="0" w:hanging="420" w:firstLineChars="0"/>
+        <w:rPr/>
+      </w:pPr>
+      <w:r>
+        <w:rPr>
+          <w:rFonts w:hint="default"/>
+        </w:rPr>
+        <w:t>Метод EnqueueItem(Document document) </w:t>
+      </w:r>
+      <w:r>
+        <w:rPr>
+          <w:rFonts w:hint="default"/>
+          <w:lang w:val="ru-RU"/>
+        </w:rPr>
+        <w:t>-</w:t>
+      </w:r>
+      <w:r>
+        <w:rPr>
+          <w:rFonts w:hint="default"/>
+        </w:rPr>
+        <w:t xml:space="preserve"> добавляет документ в очередь, выводит сообщение с текущим размером очереди, уведомляет посредника событием "Enqueued".</w:t>
+      </w:r>
+    </w:p>
+    <w:p>
+      <w:pPr>
+        <w:numPr>
+          <w:ilvl w:val="0"/>
+          <w:numId w:val="29"/>
+        </w:numPr>
+        <w:spacing w:after="160" w:line="259" w:lineRule="auto"/>
+        <w:ind w:left="1260" w:leftChars="0" w:hanging="420" w:firstLineChars="0"/>
+        <w:rPr/>
+      </w:pPr>
+      <w:r>
+        <w:rPr>
+          <w:rFonts w:hint="default"/>
+        </w:rPr>
+        <w:t>Метод DequeueItem() </w:t>
+      </w:r>
+      <w:r>
+        <w:rPr>
+          <w:rFonts w:hint="default"/>
+          <w:lang w:val="ru-RU"/>
+        </w:rPr>
+        <w:t>-</w:t>
+      </w:r>
+      <w:r>
+        <w:rPr>
+          <w:rFonts w:hint="default"/>
+        </w:rPr>
+        <w:t xml:space="preserve"> извлекает и возвращает первый документ из очереди.</w:t>
+      </w:r>
+    </w:p>
+    <w:p>
+      <w:pPr>
+        <w:numPr>
+          <w:ilvl w:val="0"/>
+          <w:numId w:val="29"/>
+        </w:numPr>
+        <w:spacing w:after="160" w:line="259" w:lineRule="auto"/>
+        <w:ind w:left="1260" w:leftChars="0" w:hanging="420" w:firstLineChars="0"/>
+        <w:rPr/>
+      </w:pPr>
+      <w:r>
+        <w:rPr>
+          <w:rFonts w:hint="default"/>
+        </w:rPr>
+        <w:t>Свойство IsEmpty </w:t>
+      </w:r>
+      <w:r>
+        <w:rPr>
+          <w:rFonts w:hint="default"/>
+          <w:lang w:val="ru-RU"/>
+        </w:rPr>
+        <w:t>-</w:t>
+      </w:r>
+      <w:r>
+        <w:rPr>
+          <w:rFonts w:hint="default"/>
+        </w:rPr>
+        <w:t xml:space="preserve"> проверяет, пуста ли очередь.</w:t>
+      </w:r>
+    </w:p>
+    <w:p>
+      <w:pPr>
+        <w:numPr>
+          <w:ilvl w:val="0"/>
+          <w:numId w:val="29"/>
+        </w:numPr>
+        <w:spacing w:after="160" w:line="259" w:lineRule="auto"/>
+        <w:ind w:left="1260" w:leftChars="0" w:hanging="420" w:firstLineChars="0"/>
+        <w:rPr/>
+      </w:pPr>
+      <w:r>
+        <w:rPr>
+          <w:rFonts w:hint="default"/>
+        </w:rPr>
+        <w:t>Метод GetCount() </w:t>
+      </w:r>
+      <w:r>
+        <w:rPr>
+          <w:rFonts w:hint="default"/>
+          <w:lang w:val="ru-RU"/>
+        </w:rPr>
+        <w:t>-</w:t>
+      </w:r>
+      <w:r>
+        <w:rPr>
+          <w:rFonts w:hint="default"/>
+        </w:rPr>
+        <w:t xml:space="preserve"> возвращает количество документов в очереди.</w:t>
+      </w:r>
+    </w:p>
+    <w:p>
+      <w:pPr>
+        <w:numPr>
+          <w:ilvl w:val="0"/>
+          <w:numId w:val="9"/>
+        </w:numPr>
+        <w:spacing w:after="160" w:line="259" w:lineRule="auto"/>
+        <w:ind w:left="420" w:leftChars="0" w:hanging="420" w:firstLineChars="0"/>
+        <w:rPr>
+          <w:rFonts w:hint="default"/>
+        </w:rPr>
+      </w:pPr>
+      <w:r>
+        <w:rPr>
+          <w:rFonts w:hint="default"/>
+        </w:rPr>
+        <w:t>Создание класса Logger (коллега)</w:t>
+      </w:r>
+    </w:p>
+    <w:p>
+      <w:pPr>
+        <w:numPr>
+          <w:ilvl w:val="0"/>
+          <w:numId w:val="30"/>
+        </w:numPr>
+        <w:tabs>
+          <w:tab w:val="clear" w:pos="420"/>
+        </w:tabs>
+        <w:spacing w:after="160" w:line="259" w:lineRule="auto"/>
+        <w:ind w:left="840" w:leftChars="0" w:hanging="420" w:firstLineChars="0"/>
+        <w:rPr>
+          <w:rFonts w:hint="default"/>
+        </w:rPr>
+      </w:pPr>
+      <w:r>
+        <w:rPr>
+          <w:rFonts w:hint="default"/>
+        </w:rPr>
+        <w:t xml:space="preserve">Реализован класс Logger, наследующий от Colleague. </w:t>
+      </w:r>
+    </w:p>
+    <w:p>
+      <w:pPr>
+        <w:numPr>
+          <w:ilvl w:val="0"/>
+          <w:numId w:val="31"/>
+        </w:numPr>
+        <w:tabs>
+          <w:tab w:val="clear" w:pos="1260"/>
+        </w:tabs>
+        <w:spacing w:after="160" w:line="259" w:lineRule="auto"/>
+        <w:ind w:left="1260" w:leftChars="0" w:hanging="420" w:firstLineChars="0"/>
+        <w:rPr>
+          <w:rFonts w:hint="default"/>
+        </w:rPr>
+      </w:pPr>
+      <w:r>
+        <w:rPr>
+          <w:rFonts w:hint="default"/>
+        </w:rPr>
+        <w:t xml:space="preserve">Класс содержит метод WriteMessage(string message), который выводит сообщение в консоль с временной меткой в формате [ЧЧ:ММ:СС]. </w:t>
+      </w:r>
+    </w:p>
+    <w:p>
+      <w:pPr>
+        <w:numPr>
+          <w:ilvl w:val="0"/>
+          <w:numId w:val="31"/>
+        </w:numPr>
+        <w:tabs>
+          <w:tab w:val="clear" w:pos="1260"/>
+        </w:tabs>
+        <w:spacing w:after="160" w:line="259" w:lineRule="auto"/>
+        <w:ind w:left="1260" w:leftChars="0" w:hanging="420" w:firstLineChars="0"/>
+        <w:rPr>
+          <w:rFonts w:hint="default"/>
+        </w:rPr>
+      </w:pPr>
+      <w:r>
+        <w:rPr>
+          <w:rFonts w:hint="default"/>
+        </w:rPr>
+        <w:t xml:space="preserve">Логгер не хранит ссылок на другие компоненты и не инициирует событий </w:t>
+      </w:r>
+      <w:r>
+        <w:rPr>
+          <w:rFonts w:hint="default"/>
+          <w:lang w:val="ru-RU"/>
+        </w:rPr>
+        <w:t>-</w:t>
+      </w:r>
+      <w:r>
+        <w:rPr>
+          <w:rFonts w:hint="default"/>
+        </w:rPr>
+        <w:t xml:space="preserve"> только пассивно записывает сообщения по запросу посредника.</w:t>
+      </w:r>
+    </w:p>
+    <w:p>
+      <w:pPr>
+        <w:numPr>
+          <w:ilvl w:val="0"/>
+          <w:numId w:val="9"/>
+        </w:numPr>
+        <w:spacing w:after="160" w:line="259" w:lineRule="auto"/>
+        <w:ind w:left="420" w:leftChars="0" w:hanging="420" w:firstLineChars="0"/>
+        <w:rPr>
+          <w:rFonts w:hint="default"/>
+        </w:rPr>
+      </w:pPr>
+      <w:r>
+        <w:rPr>
+          <w:rFonts w:hint="default"/>
+        </w:rPr>
+        <w:t>Создание класса Dispatcher (коллега)</w:t>
+      </w:r>
+    </w:p>
+    <w:p>
+      <w:pPr>
+        <w:numPr>
+          <w:ilvl w:val="0"/>
+          <w:numId w:val="32"/>
+        </w:numPr>
+        <w:spacing w:after="160" w:line="259" w:lineRule="auto"/>
+        <w:ind w:left="840" w:leftChars="0" w:hanging="420" w:firstLineChars="0"/>
+        <w:rPr>
+          <w:rFonts w:hint="default"/>
+        </w:rPr>
+      </w:pPr>
+      <w:r>
+        <w:rPr>
+          <w:rFonts w:hint="default"/>
+        </w:rPr>
+        <w:t xml:space="preserve">Реализован класс Dispatcher, наследующий от Colleague. </w:t>
+      </w:r>
+    </w:p>
+    <w:p>
+      <w:pPr>
+        <w:numPr>
+          <w:ilvl w:val="0"/>
+          <w:numId w:val="33"/>
+        </w:numPr>
+        <w:spacing w:after="160" w:line="259" w:lineRule="auto"/>
+        <w:ind w:left="1260" w:leftChars="0" w:hanging="420" w:firstLineChars="0"/>
+        <w:rPr>
+          <w:rFonts w:hint="default"/>
+        </w:rPr>
+      </w:pPr>
+      <w:r>
+        <w:rPr>
+          <w:rFonts w:hint="default"/>
+        </w:rPr>
+        <w:t xml:space="preserve">Класс содержит метод CommandProcessQueue(), который имитирует команду пользователя на запуск печати. При вызове выводит сообщение и уведомляет посредника событием "ProcessQueue". </w:t>
+      </w:r>
+    </w:p>
+    <w:p>
+      <w:pPr>
+        <w:numPr>
+          <w:ilvl w:val="0"/>
+          <w:numId w:val="33"/>
+        </w:numPr>
+        <w:spacing w:after="160" w:line="259" w:lineRule="auto"/>
+        <w:ind w:left="1260" w:leftChars="0" w:hanging="420" w:firstLineChars="0"/>
+        <w:rPr>
+          <w:rFonts w:hint="default"/>
+        </w:rPr>
+      </w:pPr>
+      <w:r>
+        <w:rPr>
+          <w:rFonts w:hint="default"/>
+        </w:rPr>
+        <w:t xml:space="preserve">Диспетчер не знает, какие компоненты будут обрабатывать эту команду </w:t>
+      </w:r>
+      <w:r>
+        <w:rPr>
+          <w:rFonts w:hint="default"/>
+          <w:lang w:val="ru-RU"/>
+        </w:rPr>
+        <w:t>-</w:t>
+      </w:r>
+      <w:r>
+        <w:rPr>
+          <w:rFonts w:hint="default"/>
+        </w:rPr>
+        <w:t xml:space="preserve"> вся логика скрыта в посреднике.</w:t>
+      </w:r>
+    </w:p>
+    <w:p>
+      <w:pPr>
+        <w:numPr>
+          <w:ilvl w:val="0"/>
+          <w:numId w:val="9"/>
+        </w:numPr>
+        <w:spacing w:after="160" w:line="259" w:lineRule="auto"/>
+        <w:ind w:left="420" w:leftChars="0" w:hanging="420" w:firstLineChars="0"/>
+        <w:rPr>
+          <w:rFonts w:hint="default"/>
+        </w:rPr>
+      </w:pPr>
+      <w:r>
+        <w:rPr>
+          <w:rFonts w:hint="default"/>
+        </w:rPr>
+        <w:t>Создание конкретного посредника PrintSystemMediator</w:t>
+      </w:r>
+    </w:p>
+    <w:p>
+      <w:pPr>
+        <w:numPr>
+          <w:ilvl w:val="0"/>
+          <w:numId w:val="34"/>
+        </w:numPr>
+        <w:spacing w:after="160" w:line="259" w:lineRule="auto"/>
+        <w:ind w:left="840" w:leftChars="0" w:hanging="420" w:firstLineChars="0"/>
+        <w:rPr/>
+      </w:pPr>
+      <w:r>
+        <w:rPr>
+          <w:rFonts w:hint="default"/>
+        </w:rPr>
+        <w:t>Реализован класс PrintSystemMediator, который является центральным элементом координации. Класс:</w:t>
+      </w:r>
+    </w:p>
+    <w:p>
+      <w:pPr>
+        <w:numPr>
+          <w:ilvl w:val="0"/>
+          <w:numId w:val="35"/>
+        </w:numPr>
+        <w:spacing w:after="160" w:line="259" w:lineRule="auto"/>
+        <w:ind w:left="1260" w:leftChars="0" w:hanging="420" w:firstLineChars="0"/>
+        <w:rPr/>
+      </w:pPr>
+      <w:r>
+        <w:rPr>
+          <w:rFonts w:hint="default"/>
+        </w:rPr>
+        <w:t xml:space="preserve">Хранит ссылки на всех коллег: _printer, _queue, _logger (типы Printer, PrintQueue, Logger соответственно). Диспетчер и документы не хранятся </w:t>
+      </w:r>
+      <w:r>
+        <w:rPr>
+          <w:rFonts w:hint="default"/>
+          <w:lang w:val="ru-RU"/>
+        </w:rPr>
+        <w:t>-</w:t>
+      </w:r>
+      <w:r>
+        <w:rPr>
+          <w:rFonts w:hint="default"/>
+        </w:rPr>
+        <w:t xml:space="preserve"> они получают посредника через SetMediator() при необходимости.</w:t>
+      </w:r>
+    </w:p>
+    <w:p>
+      <w:pPr>
+        <w:numPr>
+          <w:ilvl w:val="0"/>
+          <w:numId w:val="35"/>
+        </w:numPr>
+        <w:spacing w:after="160" w:line="259" w:lineRule="auto"/>
+        <w:ind w:left="1260" w:leftChars="0" w:hanging="420" w:firstLineChars="0"/>
+        <w:rPr/>
+      </w:pPr>
+      <w:r>
+        <w:rPr>
+          <w:rFonts w:hint="default"/>
+        </w:rPr>
+        <w:t>В конструкторе принимает экземпляры принтера, очереди и логгера, сохраняет их, а затем вызывает SetMediator(this) для каждого, чтобы подписать коллег на себя.</w:t>
+      </w:r>
+    </w:p>
+    <w:p>
+      <w:pPr>
+        <w:numPr>
+          <w:ilvl w:val="0"/>
+          <w:numId w:val="35"/>
+        </w:numPr>
+        <w:spacing w:after="160" w:line="259" w:lineRule="auto"/>
+        <w:ind w:left="1260" w:leftChars="0" w:hanging="420" w:firstLineChars="0"/>
+        <w:rPr/>
+      </w:pPr>
+      <w:r>
+        <w:rPr>
+          <w:rFonts w:hint="default"/>
+        </w:rPr>
+        <w:t>Реализует метод Notify() </w:t>
+      </w:r>
+      <w:r>
+        <w:rPr>
+          <w:rFonts w:hint="default"/>
+          <w:lang w:val="ru-RU"/>
+        </w:rPr>
+        <w:t>-</w:t>
+      </w:r>
+      <w:r>
+        <w:rPr>
+          <w:rFonts w:hint="default"/>
+        </w:rPr>
+        <w:t xml:space="preserve"> основную логику посредника. В зависимости от типа события (ev) выполняет соответствующие действия</w:t>
+      </w:r>
+      <w:r>
+        <w:rPr>
+          <w:rFonts w:hint="default"/>
+          <w:lang w:val="ru-RU"/>
+        </w:rPr>
+        <w:t>.</w:t>
+      </w:r>
+    </w:p>
+    <w:p>
+      <w:pPr>
+        <w:numPr>
+          <w:ilvl w:val="0"/>
+          <w:numId w:val="9"/>
+        </w:numPr>
+        <w:spacing w:after="160" w:line="259" w:lineRule="auto"/>
+        <w:ind w:left="420" w:leftChars="0" w:hanging="420" w:firstLineChars="0"/>
+      </w:pPr>
+      <w:r>
+        <w:br w:type="page"/>
+      </w:r>
+    </w:p>
+    <w:p>
+      <w:pPr>
+        <w:pStyle w:val="2"/>
+        <w:rPr>
+          <w:rFonts w:hint="default" w:ascii="Times New Roman" w:hAnsi="Times New Roman" w:cs="Times New Roman"/>
+        </w:rPr>
+      </w:pPr>
+      <w:bookmarkStart w:id="5" w:name="_Toc220868130"/>
+      <w:r>
+        <w:rPr>
+          <w:sz w:val="28"/>
+          <w:szCs w:val="28"/>
+        </w:rPr>
+        <w:t>Результат выполненной работы</w:t>
+      </w:r>
+      <w:bookmarkEnd w:id="5"/>
+    </w:p>
+    <w:p>
+      <w:pPr>
+        <w:spacing w:after="160" w:line="259" w:lineRule="auto"/>
+        <w:ind w:firstLine="0"/>
+        <w:rPr>
+          <w:rFonts w:hint="default" w:ascii="Times New Roman" w:hAnsi="Times New Roman" w:cs="Times New Roman"/>
+        </w:rPr>
+      </w:pPr>
+      <w:r>
+        <w:rPr>
+          <w:rFonts w:hint="default" w:ascii="Times New Roman" w:hAnsi="Times New Roman" w:cs="Times New Roman"/>
+        </w:rPr>
+        <w:t>Этап 1. Реализация паттерна «Наблюдатель» (Observer)</w:t>
+      </w:r>
+    </w:p>
+    <w:p>
+      <w:pPr>
+        <w:numPr>
+          <w:ilvl w:val="0"/>
+          <w:numId w:val="0"/>
+        </w:numPr>
+        <w:spacing w:after="160" w:line="259" w:lineRule="auto"/>
+        <w:ind w:leftChars="0"/>
+        <w:rPr>
+          <w:rFonts w:hint="default" w:ascii="Times New Roman" w:hAnsi="Times New Roman" w:cs="Times New Roman"/>
+        </w:rPr>
+      </w:pPr>
+      <w:r>
+        <w:rPr>
+          <w:rFonts w:hint="default" w:ascii="Times New Roman" w:hAnsi="Times New Roman" w:cs="Times New Roman"/>
+        </w:rPr>
+        <w:t xml:space="preserve">На первом этапе была реализована архитектура с использованием паттерна «Наблюдатель» для организации </w:t>
       </w:r>
       <w:bookmarkStart w:id="7" w:name="_GoBack"/>
       <w:bookmarkEnd w:id="7"/>
       <w:r>
         <w:rPr>
-          <w:rFonts w:hint="default"/>
-        </w:rPr>
-        <w:t>громоздкие условные операторы (if/switch) для проверки текущего состояния документа перед каждым действием, что сделало бы код сложным, трудно расширяемым и подверженным ошибкам. Паттерн решает эту проблему, вынося поведение для каждого состояния в отдельный класс. Контекст (Document) хранит ссылку на текущее состояние и делегирует ему все вызовы. Сами классы состояний определяют, какие переходы допустимы, и при необходимости изменяют состояние контекста.</w:t>
-      </w:r>
-    </w:p>
-    <w:p>
-      <w:pPr>
-        <w:numPr>
-          <w:ilvl w:val="0"/>
-          <w:numId w:val="0"/>
-        </w:numPr>
-        <w:tabs>
-          <w:tab w:val="left" w:pos="840"/>
-        </w:tabs>
-        <w:spacing w:after="160" w:line="259" w:lineRule="auto"/>
-        <w:ind w:leftChars="0"/>
-        <w:rPr/>
-      </w:pPr>
-      <w:r>
-        <w:rPr>
-          <w:rFonts w:hint="default"/>
-        </w:rPr>
-        <w:t>Ожидаемый результат этапа 1 (State):</w:t>
-      </w:r>
-      <w:r>
-        <w:rPr>
-          <w:rFonts w:hint="default"/>
-        </w:rPr>
-        <w:br w:type="textWrapping"/>
-      </w:r>
-      <w:r>
-        <w:rPr>
-          <w:rFonts w:hint="default"/>
-        </w:rPr>
-        <w:t>Будет создан интерфейс IDocumentState с методами Print, AddToQueue, CompletePrinting, FailPrinting, Reset. Реализованы конкретные состояния: NewState, PrintingState, DoneState, ErrorState. Класс Document (контекст) не будет содержать логики проверки состояний — вся логика переходов инкапсулируется внутри классов состояний. Это позволит легко добавлять новые состояния (например, Paused) без изменения существующего кода документа, что будет наглядно продемонстрировано в консольном выводе при смене состояний в процессе печати.</w:t>
-      </w:r>
-    </w:p>
-    <w:p>
-      <w:pPr>
-        <w:numPr>
-          <w:ilvl w:val="0"/>
-          <w:numId w:val="0"/>
-        </w:numPr>
-        <w:tabs>
-          <w:tab w:val="left" w:pos="840"/>
-        </w:tabs>
-        <w:spacing w:after="160" w:line="259" w:lineRule="auto"/>
-        <w:ind w:leftChars="0"/>
-        <w:rPr/>
-      </w:pPr>
-    </w:p>
-    <w:p>
-      <w:pPr>
-        <w:numPr>
-          <w:ilvl w:val="0"/>
-          <w:numId w:val="3"/>
+          <w:rFonts w:hint="default" w:ascii="Times New Roman" w:hAnsi="Times New Roman" w:cs="Times New Roman"/>
+        </w:rPr>
+        <w:t>доставки событий от монитора метрик к подписчикам.</w:t>
+      </w:r>
+    </w:p>
+    <w:p>
+      <w:pPr>
+        <w:numPr>
+          <w:ilvl w:val="0"/>
+          <w:numId w:val="36"/>
         </w:numPr>
         <w:tabs>
           <w:tab w:val="clear" w:pos="420"/>
         </w:tabs>
         <w:spacing w:after="160" w:line="259" w:lineRule="auto"/>
-        <w:ind w:left="0" w:leftChars="0" w:hanging="420" w:firstLineChars="0"/>
-        <w:rPr/>
-      </w:pPr>
-      <w:r>
-        <w:rPr>
-          <w:rFonts w:hint="default"/>
-        </w:rPr>
-        <w:t>Паттерн «Посредник» (Mediator) — это поведенческий паттерн проектирования, который вводит объект-посредник, управляющий взаимодействием между множеством других объектов (коллег). Посредник обеспечивает слабую связанность системы, избавляя коллег от необходимости явно ссылаться друг на друга, и позволяет независимо изменять взаимодействия.</w:t>
-      </w:r>
-    </w:p>
-    <w:p>
-      <w:pPr>
-        <w:numPr>
-          <w:ilvl w:val="0"/>
-          <w:numId w:val="4"/>
-        </w:numPr>
-        <w:tabs>
-          <w:tab w:val="left" w:pos="840"/>
-          <w:tab w:val="clear" w:pos="1260"/>
-        </w:tabs>
-        <w:spacing w:after="160" w:line="259" w:lineRule="auto"/>
         <w:ind w:left="420" w:leftChars="0" w:hanging="420" w:firstLineChars="0"/>
-        <w:rPr/>
-      </w:pPr>
-      <w:r>
-        <w:rPr>
-          <w:rFonts w:hint="default"/>
-        </w:rPr>
-        <w:t>В контексте разрабатываемого приложения этот паттерн критически важен для координации работы всех компонентов системы печати: документа, принтера, очереди печати, логгера и диспетчера. Если бы эти компоненты ссылались друг на друга напрямую, то добавление нового компонента (например, мессенджер-уведомитель) потребовало бы изменения кода всех остальных компонентов. Паттерн «Посредник» устраняет эту проблему: все компоненты знают только о посреднике и сообщают ему о событиях («документ добавлен в очередь», «печать успешна», «ошибка принтера»). Посредник (PrintSystemMediator) централизованно реализует всю логику взаимодействия и перенаправляет вызовы нужным коллегам.</w:t>
-      </w:r>
-    </w:p>
-    <w:p>
-      <w:pPr>
-        <w:numPr>
-          <w:ilvl w:val="0"/>
-          <w:numId w:val="0"/>
-        </w:numPr>
-        <w:tabs>
-          <w:tab w:val="left" w:pos="840"/>
-        </w:tabs>
-        <w:spacing w:after="160" w:line="259" w:lineRule="auto"/>
-        <w:ind w:leftChars="0"/>
-      </w:pPr>
-      <w:r>
-        <w:rPr>
-          <w:rFonts w:hint="default"/>
-        </w:rPr>
-        <w:t>Ожидаемый результат этапа 2 (Mediator):</w:t>
-      </w:r>
-      <w:r>
-        <w:rPr>
-          <w:rFonts w:hint="default"/>
-        </w:rPr>
-        <w:br w:type="textWrapping"/>
-      </w:r>
-      <w:r>
-        <w:rPr>
-          <w:rFonts w:hint="default"/>
-        </w:rPr>
-        <w:t>Будет создан интерфейс IMediator и его реализация PrintSystemMediator, который координирует работу коллег: Document, Printer, PrintQueue, Logger, Dispatcher. Коллеги будут обмениваться информацией только через посредника. Система сможет обрабатывать сценарии: успешная печать нескольких документов из очереди, имитация ошибки принтера с последующим восстановлением и повторной печатью, логирование всех ключевых событий. Благодаря посреднику добавление нового коллеги (например, MessengerNotifier) потребует изменения только в посреднике и самом новом классе, не затрагивая существующих коллег.</w:t>
-      </w:r>
-    </w:p>
-    <w:p>
-      <w:pPr>
-        <w:numPr>
-          <w:ilvl w:val="0"/>
-          <w:numId w:val="5"/>
-        </w:numPr>
-        <w:tabs>
-          <w:tab w:val="left" w:pos="840"/>
-          <w:tab w:val="clear" w:pos="420"/>
-        </w:tabs>
-        <w:spacing w:after="160" w:line="259" w:lineRule="auto"/>
-        <w:ind w:left="420" w:leftChars="0" w:hanging="420" w:firstLineChars="0"/>
-      </w:pPr>
-      <w:r>
-        <w:br w:type="page"/>
-      </w:r>
-    </w:p>
-    <w:p>
-      <w:pPr>
-        <w:pStyle w:val="2"/>
-        <w:rPr>
-          <w:sz w:val="28"/>
-          <w:szCs w:val="28"/>
-        </w:rPr>
-      </w:pPr>
-      <w:bookmarkStart w:id="4" w:name="_Toc220868129"/>
-      <w:r>
-        <w:rPr>
-          <w:sz w:val="28"/>
-          <w:szCs w:val="28"/>
-        </w:rPr>
-        <w:t>Описание выполненных действий</w:t>
-      </w:r>
-      <w:bookmarkEnd w:id="4"/>
-    </w:p>
-    <w:p>
-      <w:pPr>
-        <w:numPr>
-          <w:ilvl w:val="0"/>
-          <w:numId w:val="0"/>
-        </w:numPr>
-        <w:spacing w:after="160" w:line="259" w:lineRule="auto"/>
-        <w:jc w:val="center"/>
-        <w:rPr>
-          <w:rFonts w:hint="default"/>
-          <w:sz w:val="32"/>
-          <w:szCs w:val="32"/>
-        </w:rPr>
-      </w:pPr>
-      <w:r>
-        <w:rPr>
-          <w:rFonts w:hint="default"/>
-          <w:sz w:val="32"/>
-          <w:szCs w:val="32"/>
-        </w:rPr>
-        <w:t>Этап 1. Паттерн «Наблюдатель»</w:t>
-      </w:r>
-    </w:p>
-    <w:p>
-      <w:pPr>
-        <w:numPr>
-          <w:ilvl w:val="0"/>
-          <w:numId w:val="6"/>
-        </w:numPr>
-        <w:tabs>
-          <w:tab w:val="clear" w:pos="420"/>
-        </w:tabs>
-        <w:spacing w:after="160" w:line="259" w:lineRule="auto"/>
-        <w:ind w:left="420" w:leftChars="0" w:hanging="420" w:firstLineChars="0"/>
-        <w:jc w:val="left"/>
         <w:rPr>
           <w:rFonts w:hint="default"/>
           <w:lang w:val="ru-RU"/>
@@ -1605,133 +3381,8 @@
       </w:pPr>
       <w:r>
         <w:rPr>
-          <w:rFonts w:hint="default"/>
-          <w:lang w:val="ru-RU"/>
-        </w:rPr>
-        <w:t>Создание класса MetricData (данные метрики)</w:t>
-      </w:r>
-    </w:p>
-    <w:p>
-      <w:pPr>
-        <w:numPr>
-          <w:ilvl w:val="0"/>
-          <w:numId w:val="7"/>
-        </w:numPr>
-        <w:spacing w:after="160" w:line="259" w:lineRule="auto"/>
-        <w:ind w:left="840" w:leftChars="0" w:hanging="420" w:firstLineChars="0"/>
-      </w:pPr>
-      <w:r>
-        <w:rPr>
-          <w:rFonts w:hint="default"/>
-          <w:lang w:val="ru-RU"/>
-        </w:rPr>
-        <w:t>Р</w:t>
-      </w:r>
-    </w:p>
-    <w:p>
-      <w:pPr>
-        <w:numPr>
-          <w:ilvl w:val="0"/>
-          <w:numId w:val="8"/>
-        </w:numPr>
-        <w:tabs>
-          <w:tab w:val="clear" w:pos="1260"/>
-        </w:tabs>
-        <w:spacing w:after="160" w:line="259" w:lineRule="auto"/>
-        <w:ind w:left="1260" w:leftChars="0" w:hanging="420" w:firstLineChars="0"/>
-        <w:rPr>
-          <w:rFonts w:hint="default"/>
-          <w:lang w:val="ru-RU"/>
-        </w:rPr>
-      </w:pPr>
-      <w:r>
-        <w:t>С</w:t>
-      </w:r>
-    </w:p>
-    <w:p>
-      <w:pPr>
-        <w:numPr>
-          <w:ilvl w:val="0"/>
-          <w:numId w:val="9"/>
-        </w:numPr>
-        <w:spacing w:after="160" w:line="259" w:lineRule="auto"/>
-        <w:ind w:left="420" w:leftChars="0" w:hanging="420" w:firstLineChars="0"/>
-      </w:pPr>
-      <w:r>
-        <w:br w:type="page"/>
-      </w:r>
-    </w:p>
-    <w:p>
-      <w:pPr>
-        <w:pStyle w:val="2"/>
-        <w:rPr>
           <w:rFonts w:hint="default" w:ascii="Times New Roman" w:hAnsi="Times New Roman" w:cs="Times New Roman"/>
         </w:rPr>
-      </w:pPr>
-      <w:bookmarkStart w:id="5" w:name="_Toc220868130"/>
-      <w:r>
-        <w:rPr>
-          <w:sz w:val="28"/>
-          <w:szCs w:val="28"/>
-        </w:rPr>
-        <w:t>Результат выполненной работы</w:t>
-      </w:r>
-      <w:bookmarkEnd w:id="5"/>
-    </w:p>
-    <w:p>
-      <w:pPr>
-        <w:spacing w:after="160" w:line="259" w:lineRule="auto"/>
-        <w:ind w:firstLine="0"/>
-        <w:rPr>
-          <w:rFonts w:hint="default" w:ascii="Times New Roman" w:hAnsi="Times New Roman" w:cs="Times New Roman"/>
-        </w:rPr>
-      </w:pPr>
-      <w:r>
-        <w:rPr>
-          <w:rFonts w:hint="default" w:ascii="Times New Roman" w:hAnsi="Times New Roman" w:cs="Times New Roman"/>
-        </w:rPr>
-        <w:t>Этап 1. Реализация паттерна «Наблюдатель» (Observer)</w:t>
-      </w:r>
-    </w:p>
-    <w:p>
-      <w:pPr>
-        <w:numPr>
-          <w:ilvl w:val="0"/>
-          <w:numId w:val="0"/>
-        </w:numPr>
-        <w:spacing w:after="160" w:line="259" w:lineRule="auto"/>
-        <w:ind w:leftChars="0"/>
-        <w:rPr>
-          <w:rFonts w:hint="default" w:ascii="Times New Roman" w:hAnsi="Times New Roman" w:cs="Times New Roman"/>
-        </w:rPr>
-      </w:pPr>
-      <w:r>
-        <w:rPr>
-          <w:rFonts w:hint="default" w:ascii="Times New Roman" w:hAnsi="Times New Roman" w:cs="Times New Roman"/>
-        </w:rPr>
-        <w:t>На первом этапе была реализована архитектура с использованием паттерна «Наблюдатель» для организации доставки событий от монитора метрик к подписчикам.</w:t>
-      </w:r>
-    </w:p>
-    <w:p>
-      <w:pPr>
-        <w:numPr>
-          <w:ilvl w:val="0"/>
-          <w:numId w:val="10"/>
-        </w:numPr>
-        <w:tabs>
-          <w:tab w:val="clear" w:pos="420"/>
-        </w:tabs>
-        <w:spacing w:after="160" w:line="259" w:lineRule="auto"/>
-        <w:ind w:left="420" w:leftChars="0" w:hanging="420" w:firstLineChars="0"/>
-        <w:rPr>
-          <w:rFonts w:hint="default"/>
-          <w:lang w:val="ru-RU"/>
-        </w:rPr>
-      </w:pPr>
-      <w:r>
-        <w:rPr>
-          <w:rFonts w:hint="default" w:ascii="Times New Roman" w:hAnsi="Times New Roman" w:cs="Times New Roman"/>
-        </w:rPr>
         <w:t>Созданные компоненты:</w:t>
       </w:r>
     </w:p>
@@ -1739,7 +3390,7 @@
       <w:pPr>
         <w:numPr>
           <w:ilvl w:val="0"/>
-          <w:numId w:val="11"/>
+          <w:numId w:val="37"/>
         </w:numPr>
         <w:spacing w:after="160" w:line="259" w:lineRule="auto"/>
         <w:ind w:left="840" w:leftChars="0" w:hanging="420" w:firstLineChars="0"/>
@@ -1816,7 +3467,7 @@
       <w:pPr>
         <w:numPr>
           <w:ilvl w:val="0"/>
-          <w:numId w:val="12"/>
+          <w:numId w:val="38"/>
         </w:numPr>
         <w:spacing w:after="160" w:line="259" w:lineRule="auto"/>
         <w:ind w:left="420" w:leftChars="0" w:hanging="420" w:firstLineChars="0"/>
@@ -1894,7 +3545,7 @@
       <w:pPr>
         <w:numPr>
           <w:ilvl w:val="0"/>
-          <w:numId w:val="10"/>
+          <w:numId w:val="36"/>
         </w:numPr>
         <w:tabs>
           <w:tab w:val="clear" w:pos="420"/>
@@ -1917,7 +3568,7 @@
       <w:pPr>
         <w:numPr>
           <w:ilvl w:val="0"/>
-          <w:numId w:val="11"/>
+          <w:numId w:val="37"/>
         </w:numPr>
         <w:spacing w:after="160" w:line="259" w:lineRule="auto"/>
         <w:ind w:left="840" w:leftChars="0" w:hanging="420" w:firstLineChars="0"/>
@@ -1938,7 +3589,7 @@
       <w:pPr>
         <w:numPr>
           <w:ilvl w:val="0"/>
-          <w:numId w:val="12"/>
+          <w:numId w:val="38"/>
         </w:numPr>
         <w:spacing w:after="160" w:line="259" w:lineRule="auto"/>
         <w:ind w:left="420" w:leftChars="0" w:hanging="420" w:firstLineChars="0"/>
@@ -2080,6 +3731,626 @@
 <file path=word/numbering.xml><?xml version="1.0" encoding="utf-8"?>
 <w:numbering xmlns:wpc="http://schemas.microsoft.com/office/word/2010/wordprocessingCanvas" xmlns:mc="http://schemas.openxmlformats.org/markup-compatibility/2006" xmlns:o="urn:schemas-microsoft-com:office:office" xmlns:r="http://schemas.openxmlformats.org/officeDocument/2006/relationships" xmlns:m="http://schemas.openxmlformats.org/officeDocument/2006/math" xmlns:v="urn:schemas-microsoft-com:vml" xmlns:wp14="http://schemas.microsoft.com/office/word/2010/wordprocessingDrawing" xmlns:wp="http://schemas.openxmlformats.org/drawingml/2006/wordprocessingDrawing" xmlns:w10="urn:schemas-microsoft-com:office:word" xmlns:w="http://schemas.openxmlformats.org/wordprocessingml/2006/main" xmlns:w14="http://schemas.microsoft.com/office/word/2010/wordml" xmlns:wpg="http://schemas.microsoft.com/office/word/2010/wordprocessingGroup" xmlns:wpi="http://schemas.microsoft.com/office/word/2010/wordprocessingInk" xmlns:wne="http://schemas.microsoft.com/office/word/2006/wordml" xmlns:wps="http://schemas.microsoft.com/office/word/2010/wordprocessingShape" xmlns:wpsCustomData="http://www.wps.cn/officeDocument/2013/wpsCustomData" mc:Ignorable="w14 wp14">
   <w:abstractNum w:abstractNumId="0">
+    <w:nsid w:val="8671EB00"/>
+    <w:multiLevelType w:val="multilevel"/>
+    <w:tmpl w:val="8671EB00"/>
+    <w:lvl w:ilvl="0" w:tentative="0">
+      <w:start w:val="1"/>
+      <w:numFmt w:val="bullet"/>
+      <w:lvlText w:val=""/>
+      <w:lvlJc w:val="left"/>
+      <w:pPr>
+        <w:tabs>
+          <w:tab w:val="left" w:pos="840"/>
+        </w:tabs>
+        <w:ind w:left="840" w:leftChars="0" w:hanging="420" w:firstLineChars="0"/>
+      </w:pPr>
+      <w:rPr>
+        <w:rFonts w:hint="default" w:ascii="Wingdings" w:hAnsi="Wingdings"/>
+      </w:rPr>
+    </w:lvl>
+    <w:lvl w:ilvl="1" w:tentative="0">
+      <w:start w:val="1"/>
+      <w:numFmt w:val="bullet"/>
+      <w:lvlText w:val=""/>
+      <w:lvlJc w:val="left"/>
+      <w:pPr>
+        <w:tabs>
+          <w:tab w:val="left" w:pos="840"/>
+        </w:tabs>
+        <w:ind w:left="1260" w:leftChars="0" w:hanging="420" w:firstLineChars="0"/>
+      </w:pPr>
+      <w:rPr>
+        <w:rFonts w:hint="default" w:ascii="Wingdings" w:hAnsi="Wingdings"/>
+      </w:rPr>
+    </w:lvl>
+    <w:lvl w:ilvl="2" w:tentative="0">
+      <w:start w:val="1"/>
+      <w:numFmt w:val="bullet"/>
+      <w:lvlText w:val=""/>
+      <w:lvlJc w:val="left"/>
+      <w:pPr>
+        <w:tabs>
+          <w:tab w:val="left" w:pos="1260"/>
+        </w:tabs>
+        <w:ind w:left="1680" w:leftChars="0" w:hanging="420" w:firstLineChars="0"/>
+      </w:pPr>
+      <w:rPr>
+        <w:rFonts w:hint="default" w:ascii="Wingdings" w:hAnsi="Wingdings"/>
+      </w:rPr>
+    </w:lvl>
+    <w:lvl w:ilvl="3" w:tentative="0">
+      <w:start w:val="1"/>
+      <w:numFmt w:val="bullet"/>
+      <w:lvlText w:val=""/>
+      <w:lvlJc w:val="left"/>
+      <w:pPr>
+        <w:tabs>
+          <w:tab w:val="left" w:pos="1680"/>
+        </w:tabs>
+        <w:ind w:left="2100" w:leftChars="0" w:hanging="420" w:firstLineChars="0"/>
+      </w:pPr>
+      <w:rPr>
+        <w:rFonts w:hint="default" w:ascii="Wingdings" w:hAnsi="Wingdings"/>
+      </w:rPr>
+    </w:lvl>
+    <w:lvl w:ilvl="4" w:tentative="0">
+      <w:start w:val="1"/>
+      <w:numFmt w:val="bullet"/>
+      <w:lvlText w:val=""/>
+      <w:lvlJc w:val="left"/>
+      <w:pPr>
+        <w:tabs>
+          <w:tab w:val="left" w:pos="2100"/>
+        </w:tabs>
+        <w:ind w:left="2520" w:leftChars="0" w:hanging="420" w:firstLineChars="0"/>
+      </w:pPr>
+      <w:rPr>
+        <w:rFonts w:hint="default" w:ascii="Wingdings" w:hAnsi="Wingdings"/>
+      </w:rPr>
+    </w:lvl>
+    <w:lvl w:ilvl="5" w:tentative="0">
+      <w:start w:val="1"/>
+      <w:numFmt w:val="bullet"/>
+      <w:lvlText w:val=""/>
+      <w:lvlJc w:val="left"/>
+      <w:pPr>
+        <w:tabs>
+          <w:tab w:val="left" w:pos="2520"/>
+        </w:tabs>
+        <w:ind w:left="2940" w:leftChars="0" w:hanging="420" w:firstLineChars="0"/>
+      </w:pPr>
+      <w:rPr>
+        <w:rFonts w:hint="default" w:ascii="Wingdings" w:hAnsi="Wingdings"/>
+      </w:rPr>
+    </w:lvl>
+    <w:lvl w:ilvl="6" w:tentative="0">
+      <w:start w:val="1"/>
+      <w:numFmt w:val="bullet"/>
+      <w:lvlText w:val=""/>
+      <w:lvlJc w:val="left"/>
+      <w:pPr>
+        <w:tabs>
+          <w:tab w:val="left" w:pos="2940"/>
+        </w:tabs>
+        <w:ind w:left="3360" w:leftChars="0" w:hanging="420" w:firstLineChars="0"/>
+      </w:pPr>
+      <w:rPr>
+        <w:rFonts w:hint="default" w:ascii="Wingdings" w:hAnsi="Wingdings"/>
+      </w:rPr>
+    </w:lvl>
+    <w:lvl w:ilvl="7" w:tentative="0">
+      <w:start w:val="1"/>
+      <w:numFmt w:val="bullet"/>
+      <w:lvlText w:val=""/>
+      <w:lvlJc w:val="left"/>
+      <w:pPr>
+        <w:tabs>
+          <w:tab w:val="left" w:pos="3360"/>
+        </w:tabs>
+        <w:ind w:left="3780" w:leftChars="0" w:hanging="420" w:firstLineChars="0"/>
+      </w:pPr>
+      <w:rPr>
+        <w:rFonts w:hint="default" w:ascii="Wingdings" w:hAnsi="Wingdings"/>
+      </w:rPr>
+    </w:lvl>
+    <w:lvl w:ilvl="8" w:tentative="0">
+      <w:start w:val="1"/>
+      <w:numFmt w:val="bullet"/>
+      <w:lvlText w:val=""/>
+      <w:lvlJc w:val="left"/>
+      <w:pPr>
+        <w:tabs>
+          <w:tab w:val="left" w:pos="3780"/>
+        </w:tabs>
+        <w:ind w:left="4200" w:leftChars="0" w:hanging="420" w:firstLineChars="0"/>
+      </w:pPr>
+      <w:rPr>
+        <w:rFonts w:hint="default" w:ascii="Wingdings" w:hAnsi="Wingdings"/>
+      </w:rPr>
+    </w:lvl>
+  </w:abstractNum>
+  <w:abstractNum w:abstractNumId="1">
+    <w:nsid w:val="8683D074"/>
+    <w:multiLevelType w:val="singleLevel"/>
+    <w:tmpl w:val="8683D074"/>
+    <w:lvl w:ilvl="0" w:tentative="0">
+      <w:start w:val="1"/>
+      <w:numFmt w:val="bullet"/>
+      <w:lvlText w:val=""/>
+      <w:lvlJc w:val="left"/>
+      <w:pPr>
+        <w:tabs>
+          <w:tab w:val="left" w:pos="1260"/>
+        </w:tabs>
+        <w:ind w:left="1260" w:leftChars="0" w:hanging="420" w:firstLineChars="0"/>
+      </w:pPr>
+      <w:rPr>
+        <w:rFonts w:hint="default" w:ascii="Wingdings" w:hAnsi="Wingdings"/>
+      </w:rPr>
+    </w:lvl>
+  </w:abstractNum>
+  <w:abstractNum w:abstractNumId="2">
+    <w:nsid w:val="88D1EAEA"/>
+    <w:multiLevelType w:val="multilevel"/>
+    <w:tmpl w:val="88D1EAEA"/>
+    <w:lvl w:ilvl="0" w:tentative="0">
+      <w:start w:val="1"/>
+      <w:numFmt w:val="bullet"/>
+      <w:lvlText w:val=""/>
+      <w:lvlJc w:val="left"/>
+      <w:pPr>
+        <w:tabs>
+          <w:tab w:val="left" w:pos="420"/>
+        </w:tabs>
+        <w:ind w:left="420" w:leftChars="0" w:hanging="420" w:firstLineChars="0"/>
+      </w:pPr>
+      <w:rPr>
+        <w:rFonts w:hint="default" w:ascii="Wingdings" w:hAnsi="Wingdings"/>
+      </w:rPr>
+    </w:lvl>
+    <w:lvl w:ilvl="1" w:tentative="0">
+      <w:start w:val="1"/>
+      <w:numFmt w:val="bullet"/>
+      <w:lvlText w:val=""/>
+      <w:lvlJc w:val="left"/>
+      <w:pPr>
+        <w:tabs>
+          <w:tab w:val="left" w:pos="840"/>
+        </w:tabs>
+        <w:ind w:left="840" w:leftChars="0" w:hanging="420" w:firstLineChars="0"/>
+      </w:pPr>
+      <w:rPr>
+        <w:rFonts w:hint="default" w:ascii="Wingdings" w:hAnsi="Wingdings"/>
+      </w:rPr>
+    </w:lvl>
+    <w:lvl w:ilvl="2" w:tentative="0">
+      <w:start w:val="1"/>
+      <w:numFmt w:val="bullet"/>
+      <w:lvlText w:val=""/>
+      <w:lvlJc w:val="left"/>
+      <w:pPr>
+        <w:tabs>
+          <w:tab w:val="left" w:pos="1260"/>
+        </w:tabs>
+        <w:ind w:left="1260" w:leftChars="0" w:hanging="420" w:firstLineChars="0"/>
+      </w:pPr>
+      <w:rPr>
+        <w:rFonts w:hint="default" w:ascii="Wingdings" w:hAnsi="Wingdings"/>
+      </w:rPr>
+    </w:lvl>
+    <w:lvl w:ilvl="3" w:tentative="0">
+      <w:start w:val="1"/>
+      <w:numFmt w:val="bullet"/>
+      <w:lvlText w:val=""/>
+      <w:lvlJc w:val="left"/>
+      <w:pPr>
+        <w:tabs>
+          <w:tab w:val="left" w:pos="1680"/>
+        </w:tabs>
+        <w:ind w:left="1680" w:leftChars="0" w:hanging="420" w:firstLineChars="0"/>
+      </w:pPr>
+      <w:rPr>
+        <w:rFonts w:hint="default" w:ascii="Wingdings" w:hAnsi="Wingdings"/>
+      </w:rPr>
+    </w:lvl>
+    <w:lvl w:ilvl="4" w:tentative="0">
+      <w:start w:val="1"/>
+      <w:numFmt w:val="bullet"/>
+      <w:lvlText w:val=""/>
+      <w:lvlJc w:val="left"/>
+      <w:pPr>
+        <w:tabs>
+          <w:tab w:val="left" w:pos="2100"/>
+        </w:tabs>
+        <w:ind w:left="2100" w:leftChars="0" w:hanging="420" w:firstLineChars="0"/>
+      </w:pPr>
+      <w:rPr>
+        <w:rFonts w:hint="default" w:ascii="Wingdings" w:hAnsi="Wingdings"/>
+      </w:rPr>
+    </w:lvl>
+    <w:lvl w:ilvl="5" w:tentative="0">
+      <w:start w:val="1"/>
+      <w:numFmt w:val="bullet"/>
+      <w:lvlText w:val=""/>
+      <w:lvlJc w:val="left"/>
+      <w:pPr>
+        <w:tabs>
+          <w:tab w:val="left" w:pos="2520"/>
+        </w:tabs>
+        <w:ind w:left="2520" w:leftChars="0" w:hanging="420" w:firstLineChars="0"/>
+      </w:pPr>
+      <w:rPr>
+        <w:rFonts w:hint="default" w:ascii="Wingdings" w:hAnsi="Wingdings"/>
+      </w:rPr>
+    </w:lvl>
+    <w:lvl w:ilvl="6" w:tentative="0">
+      <w:start w:val="1"/>
+      <w:numFmt w:val="bullet"/>
+      <w:lvlText w:val=""/>
+      <w:lvlJc w:val="left"/>
+      <w:pPr>
+        <w:tabs>
+          <w:tab w:val="left" w:pos="2940"/>
+        </w:tabs>
+        <w:ind w:left="2940" w:leftChars="0" w:hanging="420" w:firstLineChars="0"/>
+      </w:pPr>
+      <w:rPr>
+        <w:rFonts w:hint="default" w:ascii="Wingdings" w:hAnsi="Wingdings"/>
+      </w:rPr>
+    </w:lvl>
+    <w:lvl w:ilvl="7" w:tentative="0">
+      <w:start w:val="1"/>
+      <w:numFmt w:val="bullet"/>
+      <w:lvlText w:val=""/>
+      <w:lvlJc w:val="left"/>
+      <w:pPr>
+        <w:tabs>
+          <w:tab w:val="left" w:pos="3360"/>
+        </w:tabs>
+        <w:ind w:left="3360" w:leftChars="0" w:hanging="420" w:firstLineChars="0"/>
+      </w:pPr>
+      <w:rPr>
+        <w:rFonts w:hint="default" w:ascii="Wingdings" w:hAnsi="Wingdings"/>
+      </w:rPr>
+    </w:lvl>
+    <w:lvl w:ilvl="8" w:tentative="0">
+      <w:start w:val="1"/>
+      <w:numFmt w:val="bullet"/>
+      <w:lvlText w:val=""/>
+      <w:lvlJc w:val="left"/>
+      <w:pPr>
+        <w:tabs>
+          <w:tab w:val="left" w:pos="3780"/>
+        </w:tabs>
+        <w:ind w:left="3780" w:leftChars="0" w:hanging="420" w:firstLineChars="0"/>
+      </w:pPr>
+      <w:rPr>
+        <w:rFonts w:hint="default" w:ascii="Wingdings" w:hAnsi="Wingdings"/>
+      </w:rPr>
+    </w:lvl>
+  </w:abstractNum>
+  <w:abstractNum w:abstractNumId="3">
+    <w:nsid w:val="8A6B6CC2"/>
+    <w:multiLevelType w:val="singleLevel"/>
+    <w:tmpl w:val="8A6B6CC2"/>
+    <w:lvl w:ilvl="0" w:tentative="0">
+      <w:start w:val="1"/>
+      <w:numFmt w:val="bullet"/>
+      <w:lvlText w:val=""/>
+      <w:lvlJc w:val="left"/>
+      <w:pPr>
+        <w:tabs>
+          <w:tab w:val="left" w:pos="1260"/>
+        </w:tabs>
+        <w:ind w:left="1260" w:leftChars="0" w:hanging="420" w:firstLineChars="0"/>
+      </w:pPr>
+      <w:rPr>
+        <w:rFonts w:hint="default" w:ascii="Wingdings" w:hAnsi="Wingdings"/>
+      </w:rPr>
+    </w:lvl>
+  </w:abstractNum>
+  <w:abstractNum w:abstractNumId="4">
+    <w:nsid w:val="8F3BB2C6"/>
+    <w:multiLevelType w:val="multilevel"/>
+    <w:tmpl w:val="8F3BB2C6"/>
+    <w:lvl w:ilvl="0" w:tentative="0">
+      <w:start w:val="1"/>
+      <w:numFmt w:val="bullet"/>
+      <w:lvlText w:val=""/>
+      <w:lvlJc w:val="left"/>
+      <w:pPr>
+        <w:tabs>
+          <w:tab w:val="left" w:pos="840"/>
+        </w:tabs>
+        <w:ind w:left="840" w:leftChars="0" w:hanging="420" w:firstLineChars="0"/>
+      </w:pPr>
+      <w:rPr>
+        <w:rFonts w:hint="default" w:ascii="Wingdings" w:hAnsi="Wingdings"/>
+      </w:rPr>
+    </w:lvl>
+    <w:lvl w:ilvl="1" w:tentative="0">
+      <w:start w:val="1"/>
+      <w:numFmt w:val="bullet"/>
+      <w:lvlText w:val=""/>
+      <w:lvlJc w:val="left"/>
+      <w:pPr>
+        <w:tabs>
+          <w:tab w:val="left" w:pos="840"/>
+        </w:tabs>
+        <w:ind w:left="1260" w:leftChars="0" w:hanging="420" w:firstLineChars="0"/>
+      </w:pPr>
+      <w:rPr>
+        <w:rFonts w:hint="default" w:ascii="Wingdings" w:hAnsi="Wingdings"/>
+      </w:rPr>
+    </w:lvl>
+    <w:lvl w:ilvl="2" w:tentative="0">
+      <w:start w:val="1"/>
+      <w:numFmt w:val="bullet"/>
+      <w:lvlText w:val=""/>
+      <w:lvlJc w:val="left"/>
+      <w:pPr>
+        <w:tabs>
+          <w:tab w:val="left" w:pos="1260"/>
+        </w:tabs>
+        <w:ind w:left="1680" w:leftChars="0" w:hanging="420" w:firstLineChars="0"/>
+      </w:pPr>
+      <w:rPr>
+        <w:rFonts w:hint="default" w:ascii="Wingdings" w:hAnsi="Wingdings"/>
+      </w:rPr>
+    </w:lvl>
+    <w:lvl w:ilvl="3" w:tentative="0">
+      <w:start w:val="1"/>
+      <w:numFmt w:val="bullet"/>
+      <w:lvlText w:val=""/>
+      <w:lvlJc w:val="left"/>
+      <w:pPr>
+        <w:tabs>
+          <w:tab w:val="left" w:pos="1680"/>
+        </w:tabs>
+        <w:ind w:left="2100" w:leftChars="0" w:hanging="420" w:firstLineChars="0"/>
+      </w:pPr>
+      <w:rPr>
+        <w:rFonts w:hint="default" w:ascii="Wingdings" w:hAnsi="Wingdings"/>
+      </w:rPr>
+    </w:lvl>
+    <w:lvl w:ilvl="4" w:tentative="0">
+      <w:start w:val="1"/>
+      <w:numFmt w:val="bullet"/>
+      <w:lvlText w:val=""/>
+      <w:lvlJc w:val="left"/>
+      <w:pPr>
+        <w:tabs>
+          <w:tab w:val="left" w:pos="2100"/>
+        </w:tabs>
+        <w:ind w:left="2520" w:leftChars="0" w:hanging="420" w:firstLineChars="0"/>
+      </w:pPr>
+      <w:rPr>
+        <w:rFonts w:hint="default" w:ascii="Wingdings" w:hAnsi="Wingdings"/>
+      </w:rPr>
+    </w:lvl>
+    <w:lvl w:ilvl="5" w:tentative="0">
+      <w:start w:val="1"/>
+      <w:numFmt w:val="bullet"/>
+      <w:lvlText w:val=""/>
+      <w:lvlJc w:val="left"/>
+      <w:pPr>
+        <w:tabs>
+          <w:tab w:val="left" w:pos="2520"/>
+        </w:tabs>
+        <w:ind w:left="2940" w:leftChars="0" w:hanging="420" w:firstLineChars="0"/>
+      </w:pPr>
+      <w:rPr>
+        <w:rFonts w:hint="default" w:ascii="Wingdings" w:hAnsi="Wingdings"/>
+      </w:rPr>
+    </w:lvl>
+    <w:lvl w:ilvl="6" w:tentative="0">
+      <w:start w:val="1"/>
+      <w:numFmt w:val="bullet"/>
+      <w:lvlText w:val=""/>
+      <w:lvlJc w:val="left"/>
+      <w:pPr>
+        <w:tabs>
+          <w:tab w:val="left" w:pos="2940"/>
+        </w:tabs>
+        <w:ind w:left="3360" w:leftChars="0" w:hanging="420" w:firstLineChars="0"/>
+      </w:pPr>
+      <w:rPr>
+        <w:rFonts w:hint="default" w:ascii="Wingdings" w:hAnsi="Wingdings"/>
+      </w:rPr>
+    </w:lvl>
+    <w:lvl w:ilvl="7" w:tentative="0">
+      <w:start w:val="1"/>
+      <w:numFmt w:val="bullet"/>
+      <w:lvlText w:val=""/>
+      <w:lvlJc w:val="left"/>
+      <w:pPr>
+        <w:tabs>
+          <w:tab w:val="left" w:pos="3360"/>
+        </w:tabs>
+        <w:ind w:left="3780" w:leftChars="0" w:hanging="420" w:firstLineChars="0"/>
+      </w:pPr>
+      <w:rPr>
+        <w:rFonts w:hint="default" w:ascii="Wingdings" w:hAnsi="Wingdings"/>
+      </w:rPr>
+    </w:lvl>
+    <w:lvl w:ilvl="8" w:tentative="0">
+      <w:start w:val="1"/>
+      <w:numFmt w:val="bullet"/>
+      <w:lvlText w:val=""/>
+      <w:lvlJc w:val="left"/>
+      <w:pPr>
+        <w:tabs>
+          <w:tab w:val="left" w:pos="3780"/>
+        </w:tabs>
+        <w:ind w:left="4200" w:leftChars="0" w:hanging="420" w:firstLineChars="0"/>
+      </w:pPr>
+      <w:rPr>
+        <w:rFonts w:hint="default" w:ascii="Wingdings" w:hAnsi="Wingdings"/>
+      </w:rPr>
+    </w:lvl>
+  </w:abstractNum>
+  <w:abstractNum w:abstractNumId="5">
+    <w:nsid w:val="91D0852D"/>
+    <w:multiLevelType w:val="singleLevel"/>
+    <w:tmpl w:val="91D0852D"/>
+    <w:lvl w:ilvl="0" w:tentative="0">
+      <w:start w:val="1"/>
+      <w:numFmt w:val="bullet"/>
+      <w:lvlText w:val=""/>
+      <w:lvlJc w:val="left"/>
+      <w:pPr>
+        <w:tabs>
+          <w:tab w:val="left" w:pos="1260"/>
+        </w:tabs>
+        <w:ind w:left="1260" w:leftChars="0" w:hanging="420" w:firstLineChars="0"/>
+      </w:pPr>
+      <w:rPr>
+        <w:rFonts w:hint="default" w:ascii="Wingdings" w:hAnsi="Wingdings"/>
+      </w:rPr>
+    </w:lvl>
+  </w:abstractNum>
+  <w:abstractNum w:abstractNumId="6">
+    <w:nsid w:val="92707029"/>
+    <w:multiLevelType w:val="multilevel"/>
+    <w:tmpl w:val="92707029"/>
+    <w:lvl w:ilvl="0" w:tentative="0">
+      <w:start w:val="1"/>
+      <w:numFmt w:val="bullet"/>
+      <w:lvlText w:val=""/>
+      <w:lvlJc w:val="left"/>
+      <w:pPr>
+        <w:tabs>
+          <w:tab w:val="left" w:pos="840"/>
+        </w:tabs>
+        <w:ind w:left="840" w:leftChars="0" w:hanging="420" w:firstLineChars="0"/>
+      </w:pPr>
+      <w:rPr>
+        <w:rFonts w:hint="default" w:ascii="Wingdings" w:hAnsi="Wingdings"/>
+      </w:rPr>
+    </w:lvl>
+    <w:lvl w:ilvl="1" w:tentative="0">
+      <w:start w:val="1"/>
+      <w:numFmt w:val="bullet"/>
+      <w:lvlText w:val=""/>
+      <w:lvlJc w:val="left"/>
+      <w:pPr>
+        <w:tabs>
+          <w:tab w:val="left" w:pos="840"/>
+        </w:tabs>
+        <w:ind w:left="1260" w:leftChars="0" w:hanging="420" w:firstLineChars="0"/>
+      </w:pPr>
+      <w:rPr>
+        <w:rFonts w:hint="default" w:ascii="Wingdings" w:hAnsi="Wingdings"/>
+      </w:rPr>
+    </w:lvl>
+    <w:lvl w:ilvl="2" w:tentative="0">
+      <w:start w:val="1"/>
+      <w:numFmt w:val="bullet"/>
+      <w:lvlText w:val=""/>
+      <w:lvlJc w:val="left"/>
+      <w:pPr>
+        <w:tabs>
+          <w:tab w:val="left" w:pos="1260"/>
+        </w:tabs>
+        <w:ind w:left="1680" w:leftChars="0" w:hanging="420" w:firstLineChars="0"/>
+      </w:pPr>
+      <w:rPr>
+        <w:rFonts w:hint="default" w:ascii="Wingdings" w:hAnsi="Wingdings"/>
+      </w:rPr>
+    </w:lvl>
+    <w:lvl w:ilvl="3" w:tentative="0">
+      <w:start w:val="1"/>
+      <w:numFmt w:val="bullet"/>
+      <w:lvlText w:val=""/>
+      <w:lvlJc w:val="left"/>
+      <w:pPr>
+        <w:tabs>
+          <w:tab w:val="left" w:pos="1680"/>
+        </w:tabs>
+        <w:ind w:left="2100" w:leftChars="0" w:hanging="420" w:firstLineChars="0"/>
+      </w:pPr>
+      <w:rPr>
+        <w:rFonts w:hint="default" w:ascii="Wingdings" w:hAnsi="Wingdings"/>
+      </w:rPr>
+    </w:lvl>
+    <w:lvl w:ilvl="4" w:tentative="0">
+      <w:start w:val="1"/>
+      <w:numFmt w:val="bullet"/>
+      <w:lvlText w:val=""/>
+      <w:lvlJc w:val="left"/>
+      <w:pPr>
+        <w:tabs>
+          <w:tab w:val="left" w:pos="2100"/>
+        </w:tabs>
+        <w:ind w:left="2520" w:leftChars="0" w:hanging="420" w:firstLineChars="0"/>
+      </w:pPr>
+      <w:rPr>
+        <w:rFonts w:hint="default" w:ascii="Wingdings" w:hAnsi="Wingdings"/>
+      </w:rPr>
+    </w:lvl>
+    <w:lvl w:ilvl="5" w:tentative="0">
+      <w:start w:val="1"/>
+      <w:numFmt w:val="bullet"/>
+      <w:lvlText w:val=""/>
+      <w:lvlJc w:val="left"/>
+      <w:pPr>
+        <w:tabs>
+          <w:tab w:val="left" w:pos="2520"/>
+        </w:tabs>
+        <w:ind w:left="2940" w:leftChars="0" w:hanging="420" w:firstLineChars="0"/>
+      </w:pPr>
+      <w:rPr>
+        <w:rFonts w:hint="default" w:ascii="Wingdings" w:hAnsi="Wingdings"/>
+      </w:rPr>
+    </w:lvl>
+    <w:lvl w:ilvl="6" w:tentative="0">
+      <w:start w:val="1"/>
+      <w:numFmt w:val="bullet"/>
+      <w:lvlText w:val=""/>
+      <w:lvlJc w:val="left"/>
+      <w:pPr>
+        <w:tabs>
+          <w:tab w:val="left" w:pos="2940"/>
+        </w:tabs>
+        <w:ind w:left="3360" w:leftChars="0" w:hanging="420" w:firstLineChars="0"/>
+      </w:pPr>
+      <w:rPr>
+        <w:rFonts w:hint="default" w:ascii="Wingdings" w:hAnsi="Wingdings"/>
+      </w:rPr>
+    </w:lvl>
+    <w:lvl w:ilvl="7" w:tentative="0">
+      <w:start w:val="1"/>
+      <w:numFmt w:val="bullet"/>
+      <w:lvlText w:val=""/>
+      <w:lvlJc w:val="left"/>
+      <w:pPr>
+        <w:tabs>
+          <w:tab w:val="left" w:pos="3360"/>
+        </w:tabs>
+        <w:ind w:left="3780" w:leftChars="0" w:hanging="420" w:firstLineChars="0"/>
+      </w:pPr>
+      <w:rPr>
+        <w:rFonts w:hint="default" w:ascii="Wingdings" w:hAnsi="Wingdings"/>
+      </w:rPr>
+    </w:lvl>
+    <w:lvl w:ilvl="8" w:tentative="0">
+      <w:start w:val="1"/>
+      <w:numFmt w:val="bullet"/>
+      <w:lvlText w:val=""/>
+      <w:lvlJc w:val="left"/>
+      <w:pPr>
+        <w:tabs>
+          <w:tab w:val="left" w:pos="3780"/>
+        </w:tabs>
+        <w:ind w:left="4200" w:leftChars="0" w:hanging="420" w:firstLineChars="0"/>
+      </w:pPr>
+      <w:rPr>
+        <w:rFonts w:hint="default" w:ascii="Wingdings" w:hAnsi="Wingdings"/>
+      </w:rPr>
+    </w:lvl>
+  </w:abstractNum>
+  <w:abstractNum w:abstractNumId="7">
     <w:nsid w:val="B4E80C61"/>
     <w:multiLevelType w:val="multilevel"/>
     <w:tmpl w:val="B4E80C61"/>
@@ -2219,7 +4490,187 @@
       </w:rPr>
     </w:lvl>
   </w:abstractNum>
-  <w:abstractNum w:abstractNumId="1">
+  <w:abstractNum w:abstractNumId="8">
+    <w:nsid w:val="B6D50BDB"/>
+    <w:multiLevelType w:val="singleLevel"/>
+    <w:tmpl w:val="B6D50BDB"/>
+    <w:lvl w:ilvl="0" w:tentative="0">
+      <w:start w:val="1"/>
+      <w:numFmt w:val="bullet"/>
+      <w:lvlText w:val=""/>
+      <w:lvlJc w:val="left"/>
+      <w:pPr>
+        <w:tabs>
+          <w:tab w:val="left" w:pos="1260"/>
+        </w:tabs>
+        <w:ind w:left="1260" w:leftChars="0" w:hanging="420" w:firstLineChars="0"/>
+      </w:pPr>
+      <w:rPr>
+        <w:rFonts w:hint="default" w:ascii="Wingdings" w:hAnsi="Wingdings"/>
+      </w:rPr>
+    </w:lvl>
+  </w:abstractNum>
+  <w:abstractNum w:abstractNumId="9">
+    <w:nsid w:val="C1B41EA7"/>
+    <w:multiLevelType w:val="multilevel"/>
+    <w:tmpl w:val="C1B41EA7"/>
+    <w:lvl w:ilvl="0" w:tentative="0">
+      <w:start w:val="1"/>
+      <w:numFmt w:val="bullet"/>
+      <w:lvlText w:val=""/>
+      <w:lvlJc w:val="left"/>
+      <w:pPr>
+        <w:tabs>
+          <w:tab w:val="left" w:pos="840"/>
+        </w:tabs>
+        <w:ind w:left="840" w:leftChars="0" w:hanging="420" w:firstLineChars="0"/>
+      </w:pPr>
+      <w:rPr>
+        <w:rFonts w:hint="default" w:ascii="Wingdings" w:hAnsi="Wingdings"/>
+      </w:rPr>
+    </w:lvl>
+    <w:lvl w:ilvl="1" w:tentative="0">
+      <w:start w:val="1"/>
+      <w:numFmt w:val="bullet"/>
+      <w:lvlText w:val=""/>
+      <w:lvlJc w:val="left"/>
+      <w:pPr>
+        <w:tabs>
+          <w:tab w:val="left" w:pos="840"/>
+        </w:tabs>
+        <w:ind w:left="1260" w:leftChars="0" w:hanging="420" w:firstLineChars="0"/>
+      </w:pPr>
+      <w:rPr>
+        <w:rFonts w:hint="default" w:ascii="Wingdings" w:hAnsi="Wingdings"/>
+      </w:rPr>
+    </w:lvl>
+    <w:lvl w:ilvl="2" w:tentative="0">
+      <w:start w:val="1"/>
+      <w:numFmt w:val="bullet"/>
+      <w:lvlText w:val=""/>
+      <w:lvlJc w:val="left"/>
+      <w:pPr>
+        <w:tabs>
+          <w:tab w:val="left" w:pos="1260"/>
+        </w:tabs>
+        <w:ind w:left="1680" w:leftChars="0" w:hanging="420" w:firstLineChars="0"/>
+      </w:pPr>
+      <w:rPr>
+        <w:rFonts w:hint="default" w:ascii="Wingdings" w:hAnsi="Wingdings"/>
+      </w:rPr>
+    </w:lvl>
+    <w:lvl w:ilvl="3" w:tentative="0">
+      <w:start w:val="1"/>
+      <w:numFmt w:val="bullet"/>
+      <w:lvlText w:val=""/>
+      <w:lvlJc w:val="left"/>
+      <w:pPr>
+        <w:tabs>
+          <w:tab w:val="left" w:pos="1680"/>
+        </w:tabs>
+        <w:ind w:left="2100" w:leftChars="0" w:hanging="420" w:firstLineChars="0"/>
+      </w:pPr>
+      <w:rPr>
+        <w:rFonts w:hint="default" w:ascii="Wingdings" w:hAnsi="Wingdings"/>
+      </w:rPr>
+    </w:lvl>
+    <w:lvl w:ilvl="4" w:tentative="0">
+      <w:start w:val="1"/>
+      <w:numFmt w:val="bullet"/>
+      <w:lvlText w:val=""/>
+      <w:lvlJc w:val="left"/>
+      <w:pPr>
+        <w:tabs>
+          <w:tab w:val="left" w:pos="2100"/>
+        </w:tabs>
+        <w:ind w:left="2520" w:leftChars="0" w:hanging="420" w:firstLineChars="0"/>
+      </w:pPr>
+      <w:rPr>
+        <w:rFonts w:hint="default" w:ascii="Wingdings" w:hAnsi="Wingdings"/>
+      </w:rPr>
+    </w:lvl>
+    <w:lvl w:ilvl="5" w:tentative="0">
+      <w:start w:val="1"/>
+      <w:numFmt w:val="bullet"/>
+      <w:lvlText w:val=""/>
+      <w:lvlJc w:val="left"/>
+      <w:pPr>
+        <w:tabs>
+          <w:tab w:val="left" w:pos="2520"/>
+        </w:tabs>
+        <w:ind w:left="2940" w:leftChars="0" w:hanging="420" w:firstLineChars="0"/>
+      </w:pPr>
+      <w:rPr>
+        <w:rFonts w:hint="default" w:ascii="Wingdings" w:hAnsi="Wingdings"/>
+      </w:rPr>
+    </w:lvl>
+    <w:lvl w:ilvl="6" w:tentative="0">
+      <w:start w:val="1"/>
+      <w:numFmt w:val="bullet"/>
+      <w:lvlText w:val=""/>
+      <w:lvlJc w:val="left"/>
+      <w:pPr>
+        <w:tabs>
+          <w:tab w:val="left" w:pos="2940"/>
+        </w:tabs>
+        <w:ind w:left="3360" w:leftChars="0" w:hanging="420" w:firstLineChars="0"/>
+      </w:pPr>
+      <w:rPr>
+        <w:rFonts w:hint="default" w:ascii="Wingdings" w:hAnsi="Wingdings"/>
+      </w:rPr>
+    </w:lvl>
+    <w:lvl w:ilvl="7" w:tentative="0">
+      <w:start w:val="1"/>
+      <w:numFmt w:val="bullet"/>
+      <w:lvlText w:val=""/>
+      <w:lvlJc w:val="left"/>
+      <w:pPr>
+        <w:tabs>
+          <w:tab w:val="left" w:pos="3360"/>
+        </w:tabs>
+        <w:ind w:left="3780" w:leftChars="0" w:hanging="420" w:firstLineChars="0"/>
+      </w:pPr>
+      <w:rPr>
+        <w:rFonts w:hint="default" w:ascii="Wingdings" w:hAnsi="Wingdings"/>
+      </w:rPr>
+    </w:lvl>
+    <w:lvl w:ilvl="8" w:tentative="0">
+      <w:start w:val="1"/>
+      <w:numFmt w:val="bullet"/>
+      <w:lvlText w:val=""/>
+      <w:lvlJc w:val="left"/>
+      <w:pPr>
+        <w:tabs>
+          <w:tab w:val="left" w:pos="3780"/>
+        </w:tabs>
+        <w:ind w:left="4200" w:leftChars="0" w:hanging="420" w:firstLineChars="0"/>
+      </w:pPr>
+      <w:rPr>
+        <w:rFonts w:hint="default" w:ascii="Wingdings" w:hAnsi="Wingdings"/>
+      </w:rPr>
+    </w:lvl>
+  </w:abstractNum>
+  <w:abstractNum w:abstractNumId="10">
+    <w:nsid w:val="D9C764C6"/>
+    <w:multiLevelType w:val="singleLevel"/>
+    <w:tmpl w:val="D9C764C6"/>
+    <w:lvl w:ilvl="0" w:tentative="0">
+      <w:start w:val="1"/>
+      <w:numFmt w:val="bullet"/>
+      <w:lvlText w:val=""/>
+      <w:lvlJc w:val="left"/>
+      <w:pPr>
+        <w:tabs>
+          <w:tab w:val="left" w:pos="840"/>
+        </w:tabs>
+        <w:ind w:left="840" w:leftChars="0" w:hanging="420" w:firstLineChars="0"/>
+      </w:pPr>
+      <w:rPr>
+        <w:rFonts w:hint="default" w:ascii="Wingdings" w:hAnsi="Wingdings"/>
+      </w:rPr>
+    </w:lvl>
+  </w:abstractNum>
+  <w:abstractNum w:abstractNumId="11">
     <w:nsid w:val="DA256A10"/>
     <w:multiLevelType w:val="singleLevel"/>
     <w:tmpl w:val="DA256A10"/>
@@ -2239,7 +4690,27 @@
       </w:rPr>
     </w:lvl>
   </w:abstractNum>
-  <w:abstractNum w:abstractNumId="2">
+  <w:abstractNum w:abstractNumId="12">
+    <w:nsid w:val="E1979819"/>
+    <w:multiLevelType w:val="singleLevel"/>
+    <w:tmpl w:val="E1979819"/>
+    <w:lvl w:ilvl="0" w:tentative="0">
+      <w:start w:val="1"/>
+      <w:numFmt w:val="bullet"/>
+      <w:lvlText w:val=""/>
+      <w:lvlJc w:val="left"/>
+      <w:pPr>
+        <w:tabs>
+          <w:tab w:val="left" w:pos="1260"/>
+        </w:tabs>
+        <w:ind w:left="1260" w:leftChars="0" w:hanging="420" w:firstLineChars="0"/>
+      </w:pPr>
+      <w:rPr>
+        <w:rFonts w:hint="default" w:ascii="Wingdings" w:hAnsi="Wingdings"/>
+      </w:rPr>
+    </w:lvl>
+  </w:abstractNum>
+  <w:abstractNum w:abstractNumId="13">
     <w:nsid w:val="E24B7A01"/>
     <w:multiLevelType w:val="singleLevel"/>
     <w:tmpl w:val="E24B7A01"/>
@@ -2259,7 +4730,7 @@
       </w:rPr>
     </w:lvl>
   </w:abstractNum>
-  <w:abstractNum w:abstractNumId="3">
+  <w:abstractNum w:abstractNumId="14">
     <w:nsid w:val="E85A4491"/>
     <w:multiLevelType w:val="singleLevel"/>
     <w:tmpl w:val="E85A4491"/>
@@ -2279,147 +4750,7 @@
       </w:rPr>
     </w:lvl>
   </w:abstractNum>
-  <w:abstractNum w:abstractNumId="4">
-    <w:nsid w:val="EE5C991F"/>
-    <w:multiLevelType w:val="multilevel"/>
-    <w:tmpl w:val="EE5C991F"/>
-    <w:lvl w:ilvl="0" w:tentative="0">
-      <w:start w:val="1"/>
-      <w:numFmt w:val="bullet"/>
-      <w:lvlText w:val=""/>
-      <w:lvlJc w:val="left"/>
-      <w:pPr>
-        <w:tabs>
-          <w:tab w:val="left" w:pos="1260"/>
-        </w:tabs>
-        <w:ind w:left="1260" w:leftChars="0" w:hanging="420" w:firstLineChars="0"/>
-      </w:pPr>
-      <w:rPr>
-        <w:rFonts w:hint="default" w:ascii="Wingdings" w:hAnsi="Wingdings"/>
-      </w:rPr>
-    </w:lvl>
-    <w:lvl w:ilvl="1" w:tentative="0">
-      <w:start w:val="1"/>
-      <w:numFmt w:val="bullet"/>
-      <w:lvlText w:val=""/>
-      <w:lvlJc w:val="left"/>
-      <w:pPr>
-        <w:tabs>
-          <w:tab w:val="left" w:pos="840"/>
-        </w:tabs>
-        <w:ind w:left="1680" w:leftChars="0" w:hanging="420" w:firstLineChars="0"/>
-      </w:pPr>
-      <w:rPr>
-        <w:rFonts w:hint="default" w:ascii="Wingdings" w:hAnsi="Wingdings"/>
-      </w:rPr>
-    </w:lvl>
-    <w:lvl w:ilvl="2" w:tentative="0">
-      <w:start w:val="1"/>
-      <w:numFmt w:val="bullet"/>
-      <w:lvlText w:val=""/>
-      <w:lvlJc w:val="left"/>
-      <w:pPr>
-        <w:tabs>
-          <w:tab w:val="left" w:pos="1260"/>
-        </w:tabs>
-        <w:ind w:left="2100" w:leftChars="0" w:hanging="420" w:firstLineChars="0"/>
-      </w:pPr>
-      <w:rPr>
-        <w:rFonts w:hint="default" w:ascii="Wingdings" w:hAnsi="Wingdings"/>
-      </w:rPr>
-    </w:lvl>
-    <w:lvl w:ilvl="3" w:tentative="0">
-      <w:start w:val="1"/>
-      <w:numFmt w:val="bullet"/>
-      <w:lvlText w:val=""/>
-      <w:lvlJc w:val="left"/>
-      <w:pPr>
-        <w:tabs>
-          <w:tab w:val="left" w:pos="1680"/>
-        </w:tabs>
-        <w:ind w:left="2520" w:leftChars="0" w:hanging="420" w:firstLineChars="0"/>
-      </w:pPr>
-      <w:rPr>
-        <w:rFonts w:hint="default" w:ascii="Wingdings" w:hAnsi="Wingdings"/>
-      </w:rPr>
-    </w:lvl>
-    <w:lvl w:ilvl="4" w:tentative="0">
-      <w:start w:val="1"/>
-      <w:numFmt w:val="bullet"/>
-      <w:lvlText w:val=""/>
-      <w:lvlJc w:val="left"/>
-      <w:pPr>
-        <w:tabs>
-          <w:tab w:val="left" w:pos="2100"/>
-        </w:tabs>
-        <w:ind w:left="2940" w:leftChars="0" w:hanging="420" w:firstLineChars="0"/>
-      </w:pPr>
-      <w:rPr>
-        <w:rFonts w:hint="default" w:ascii="Wingdings" w:hAnsi="Wingdings"/>
-      </w:rPr>
-    </w:lvl>
-    <w:lvl w:ilvl="5" w:tentative="0">
-      <w:start w:val="1"/>
-      <w:numFmt w:val="bullet"/>
-      <w:lvlText w:val=""/>
-      <w:lvlJc w:val="left"/>
-      <w:pPr>
-        <w:tabs>
-          <w:tab w:val="left" w:pos="2520"/>
-        </w:tabs>
-        <w:ind w:left="3360" w:leftChars="0" w:hanging="420" w:firstLineChars="0"/>
-      </w:pPr>
-      <w:rPr>
-        <w:rFonts w:hint="default" w:ascii="Wingdings" w:hAnsi="Wingdings"/>
-      </w:rPr>
-    </w:lvl>
-    <w:lvl w:ilvl="6" w:tentative="0">
-      <w:start w:val="1"/>
-      <w:numFmt w:val="bullet"/>
-      <w:lvlText w:val=""/>
-      <w:lvlJc w:val="left"/>
-      <w:pPr>
-        <w:tabs>
-          <w:tab w:val="left" w:pos="2940"/>
-        </w:tabs>
-        <w:ind w:left="3780" w:leftChars="0" w:hanging="420" w:firstLineChars="0"/>
-      </w:pPr>
-      <w:rPr>
-        <w:rFonts w:hint="default" w:ascii="Wingdings" w:hAnsi="Wingdings"/>
-      </w:rPr>
-    </w:lvl>
-    <w:lvl w:ilvl="7" w:tentative="0">
-      <w:start w:val="1"/>
-      <w:numFmt w:val="bullet"/>
-      <w:lvlText w:val=""/>
-      <w:lvlJc w:val="left"/>
-      <w:pPr>
-        <w:tabs>
-          <w:tab w:val="left" w:pos="3360"/>
-        </w:tabs>
-        <w:ind w:left="4200" w:leftChars="0" w:hanging="420" w:firstLineChars="0"/>
-      </w:pPr>
-      <w:rPr>
-        <w:rFonts w:hint="default" w:ascii="Wingdings" w:hAnsi="Wingdings"/>
-      </w:rPr>
-    </w:lvl>
-    <w:lvl w:ilvl="8" w:tentative="0">
-      <w:start w:val="1"/>
-      <w:numFmt w:val="bullet"/>
-      <w:lvlText w:val=""/>
-      <w:lvlJc w:val="left"/>
-      <w:pPr>
-        <w:tabs>
-          <w:tab w:val="left" w:pos="3780"/>
-        </w:tabs>
-        <w:ind w:left="4620" w:leftChars="0" w:hanging="420" w:firstLineChars="0"/>
-      </w:pPr>
-      <w:rPr>
-        <w:rFonts w:hint="default" w:ascii="Wingdings" w:hAnsi="Wingdings"/>
-      </w:rPr>
-    </w:lvl>
-  </w:abstractNum>
-  <w:abstractNum w:abstractNumId="5">
+  <w:abstractNum w:abstractNumId="15">
     <w:nsid w:val="F0AEB9B3"/>
     <w:multiLevelType w:val="multilevel"/>
     <w:tmpl w:val="F0AEB9B3"/>
@@ -2559,7 +4890,7 @@
       </w:rPr>
     </w:lvl>
   </w:abstractNum>
-  <w:abstractNum w:abstractNumId="6">
+  <w:abstractNum w:abstractNumId="16">
     <w:nsid w:val="F1AD1C61"/>
     <w:multiLevelType w:val="singleLevel"/>
     <w:tmpl w:val="F1AD1C61"/>
@@ -2579,7 +4910,87 @@
       </w:rPr>
     </w:lvl>
   </w:abstractNum>
-  <w:abstractNum w:abstractNumId="7">
+  <w:abstractNum w:abstractNumId="17">
+    <w:nsid w:val="F1F199D8"/>
+    <w:multiLevelType w:val="singleLevel"/>
+    <w:tmpl w:val="F1F199D8"/>
+    <w:lvl w:ilvl="0" w:tentative="0">
+      <w:start w:val="1"/>
+      <w:numFmt w:val="bullet"/>
+      <w:lvlText w:val=""/>
+      <w:lvlJc w:val="left"/>
+      <w:pPr>
+        <w:tabs>
+          <w:tab w:val="left" w:pos="840"/>
+        </w:tabs>
+        <w:ind w:left="840" w:leftChars="0" w:hanging="420" w:firstLineChars="0"/>
+      </w:pPr>
+      <w:rPr>
+        <w:rFonts w:hint="default" w:ascii="Wingdings" w:hAnsi="Wingdings"/>
+      </w:rPr>
+    </w:lvl>
+  </w:abstractNum>
+  <w:abstractNum w:abstractNumId="18">
+    <w:nsid w:val="F84ACC50"/>
+    <w:multiLevelType w:val="singleLevel"/>
+    <w:tmpl w:val="F84ACC50"/>
+    <w:lvl w:ilvl="0" w:tentative="0">
+      <w:start w:val="1"/>
+      <w:numFmt w:val="bullet"/>
+      <w:lvlText w:val=""/>
+      <w:lvlJc w:val="left"/>
+      <w:pPr>
+        <w:tabs>
+          <w:tab w:val="left" w:pos="1260"/>
+        </w:tabs>
+        <w:ind w:left="1260" w:leftChars="0" w:hanging="420" w:firstLineChars="0"/>
+      </w:pPr>
+      <w:rPr>
+        <w:rFonts w:hint="default" w:ascii="Wingdings" w:hAnsi="Wingdings"/>
+      </w:rPr>
+    </w:lvl>
+  </w:abstractNum>
+  <w:abstractNum w:abstractNumId="19">
+    <w:nsid w:val="FF38B220"/>
+    <w:multiLevelType w:val="singleLevel"/>
+    <w:tmpl w:val="FF38B220"/>
+    <w:lvl w:ilvl="0" w:tentative="0">
+      <w:start w:val="1"/>
+      <w:numFmt w:val="bullet"/>
+      <w:lvlText w:val=""/>
+      <w:lvlJc w:val="left"/>
+      <w:pPr>
+        <w:tabs>
+          <w:tab w:val="left" w:pos="840"/>
+        </w:tabs>
+        <w:ind w:left="840" w:leftChars="0" w:hanging="420" w:firstLineChars="0"/>
+      </w:pPr>
+      <w:rPr>
+        <w:rFonts w:hint="default" w:ascii="Wingdings" w:hAnsi="Wingdings"/>
+      </w:rPr>
+    </w:lvl>
+  </w:abstractNum>
+  <w:abstractNum w:abstractNumId="20">
+    <w:nsid w:val="FFB2D394"/>
+    <w:multiLevelType w:val="singleLevel"/>
+    <w:tmpl w:val="FFB2D394"/>
+    <w:lvl w:ilvl="0" w:tentative="0">
+      <w:start w:val="1"/>
+      <w:numFmt w:val="bullet"/>
+      <w:lvlText w:val=""/>
+      <w:lvlJc w:val="left"/>
+      <w:pPr>
+        <w:tabs>
+          <w:tab w:val="left" w:pos="1260"/>
+        </w:tabs>
+        <w:ind w:left="1260" w:leftChars="0" w:hanging="420" w:firstLineChars="0"/>
+      </w:pPr>
+      <w:rPr>
+        <w:rFonts w:hint="default" w:ascii="Wingdings" w:hAnsi="Wingdings"/>
+      </w:rPr>
+    </w:lvl>
+  </w:abstractNum>
+  <w:abstractNum w:abstractNumId="21">
     <w:nsid w:val="05A4B9CF"/>
     <w:multiLevelType w:val="singleLevel"/>
     <w:tmpl w:val="05A4B9CF"/>
@@ -2599,9 +5010,9 @@
       </w:rPr>
     </w:lvl>
   </w:abstractNum>
-  <w:abstractNum w:abstractNumId="8">
+  <w:abstractNum w:abstractNumId="22">
     <w:nsid w:val="10A99B71"/>
-    <w:multiLevelType w:val="singleLevel"/>
+    <w:multiLevelType w:val="multilevel"/>
     <w:tmpl w:val="10A99B71"/>
     <w:lvl w:ilvl="0" w:tentative="0">
       <w:start w:val="1"/>
@@ -2618,8 +5029,128 @@
         <w:rFonts w:hint="default" w:ascii="Wingdings" w:hAnsi="Wingdings"/>
       </w:rPr>
     </w:lvl>
+    <w:lvl w:ilvl="1" w:tentative="0">
+      <w:start w:val="1"/>
+      <w:numFmt w:val="bullet"/>
+      <w:lvlText w:val=""/>
+      <w:lvlJc w:val="left"/>
+      <w:pPr>
+        <w:tabs>
+          <w:tab w:val="left" w:pos="840"/>
+        </w:tabs>
+        <w:ind w:left="840" w:leftChars="0" w:hanging="420" w:firstLineChars="0"/>
+      </w:pPr>
+      <w:rPr>
+        <w:rFonts w:hint="default" w:ascii="Wingdings" w:hAnsi="Wingdings"/>
+      </w:rPr>
+    </w:lvl>
+    <w:lvl w:ilvl="2" w:tentative="0">
+      <w:start w:val="1"/>
+      <w:numFmt w:val="bullet"/>
+      <w:lvlText w:val=""/>
+      <w:lvlJc w:val="left"/>
+      <w:pPr>
+        <w:tabs>
+          <w:tab w:val="left" w:pos="1260"/>
+        </w:tabs>
+        <w:ind w:left="1260" w:leftChars="0" w:hanging="420" w:firstLineChars="0"/>
+      </w:pPr>
+      <w:rPr>
+        <w:rFonts w:hint="default" w:ascii="Wingdings" w:hAnsi="Wingdings"/>
+      </w:rPr>
+    </w:lvl>
+    <w:lvl w:ilvl="3" w:tentative="0">
+      <w:start w:val="1"/>
+      <w:numFmt w:val="bullet"/>
+      <w:lvlText w:val=""/>
+      <w:lvlJc w:val="left"/>
+      <w:pPr>
+        <w:tabs>
+          <w:tab w:val="left" w:pos="1680"/>
+        </w:tabs>
+        <w:ind w:left="1680" w:leftChars="0" w:hanging="420" w:firstLineChars="0"/>
+      </w:pPr>
+      <w:rPr>
+        <w:rFonts w:hint="default" w:ascii="Wingdings" w:hAnsi="Wingdings"/>
+      </w:rPr>
+    </w:lvl>
+    <w:lvl w:ilvl="4" w:tentative="0">
+      <w:start w:val="1"/>
+      <w:numFmt w:val="bullet"/>
+      <w:lvlText w:val=""/>
+      <w:lvlJc w:val="left"/>
+      <w:pPr>
+        <w:tabs>
+          <w:tab w:val="left" w:pos="2100"/>
+        </w:tabs>
+        <w:ind w:left="2100" w:leftChars="0" w:hanging="420" w:firstLineChars="0"/>
+      </w:pPr>
+      <w:rPr>
+        <w:rFonts w:hint="default" w:ascii="Wingdings" w:hAnsi="Wingdings"/>
+      </w:rPr>
+    </w:lvl>
+    <w:lvl w:ilvl="5" w:tentative="0">
+      <w:start w:val="1"/>
+      <w:numFmt w:val="bullet"/>
+      <w:lvlText w:val=""/>
+      <w:lvlJc w:val="left"/>
+      <w:pPr>
+        <w:tabs>
+          <w:tab w:val="left" w:pos="2520"/>
+        </w:tabs>
+        <w:ind w:left="2520" w:leftChars="0" w:hanging="420" w:firstLineChars="0"/>
+      </w:pPr>
+      <w:rPr>
+        <w:rFonts w:hint="default" w:ascii="Wingdings" w:hAnsi="Wingdings"/>
+      </w:rPr>
+    </w:lvl>
+    <w:lvl w:ilvl="6" w:tentative="0">
+      <w:start w:val="1"/>
+      <w:numFmt w:val="bullet"/>
+      <w:lvlText w:val=""/>
+      <w:lvlJc w:val="left"/>
+      <w:pPr>
+        <w:tabs>
+          <w:tab w:val="left" w:pos="2940"/>
+        </w:tabs>
+        <w:ind w:left="2940" w:leftChars="0" w:hanging="420" w:firstLineChars="0"/>
+      </w:pPr>
+      <w:rPr>
+        <w:rFonts w:hint="default" w:ascii="Wingdings" w:hAnsi="Wingdings"/>
+      </w:rPr>
+    </w:lvl>
+    <w:lvl w:ilvl="7" w:tentative="0">
+      <w:start w:val="1"/>
+      <w:numFmt w:val="bullet"/>
+      <w:lvlText w:val=""/>
+      <w:lvlJc w:val="left"/>
+      <w:pPr>
+        <w:tabs>
+          <w:tab w:val="left" w:pos="3360"/>
+        </w:tabs>
+        <w:ind w:left="3360" w:leftChars="0" w:hanging="420" w:firstLineChars="0"/>
+      </w:pPr>
+      <w:rPr>
+        <w:rFonts w:hint="default" w:ascii="Wingdings" w:hAnsi="Wingdings"/>
+      </w:rPr>
+    </w:lvl>
+    <w:lvl w:ilvl="8" w:tentative="0">
+      <w:start w:val="1"/>
+      <w:numFmt w:val="bullet"/>
+      <w:lvlText w:val=""/>
+      <w:lvlJc w:val="left"/>
+      <w:pPr>
+        <w:tabs>
+          <w:tab w:val="left" w:pos="3780"/>
+        </w:tabs>
+        <w:ind w:left="3780" w:leftChars="0" w:hanging="420" w:firstLineChars="0"/>
+      </w:pPr>
+      <w:rPr>
+        <w:rFonts w:hint="default" w:ascii="Wingdings" w:hAnsi="Wingdings"/>
+      </w:rPr>
+    </w:lvl>
   </w:abstractNum>
-  <w:abstractNum w:abstractNumId="9">
+  <w:abstractNum w:abstractNumId="23">
     <w:nsid w:val="1158CBD2"/>
     <w:multiLevelType w:val="singleLevel"/>
     <w:tmpl w:val="1158CBD2"/>
@@ -2639,7 +5170,187 @@
       </w:rPr>
     </w:lvl>
   </w:abstractNum>
-  <w:abstractNum w:abstractNumId="10">
+  <w:abstractNum w:abstractNumId="24">
+    <w:nsid w:val="199DFCD5"/>
+    <w:multiLevelType w:val="singleLevel"/>
+    <w:tmpl w:val="199DFCD5"/>
+    <w:lvl w:ilvl="0" w:tentative="0">
+      <w:start w:val="1"/>
+      <w:numFmt w:val="bullet"/>
+      <w:lvlText w:val=""/>
+      <w:lvlJc w:val="left"/>
+      <w:pPr>
+        <w:tabs>
+          <w:tab w:val="left" w:pos="1260"/>
+        </w:tabs>
+        <w:ind w:left="1260" w:leftChars="0" w:hanging="420" w:firstLineChars="0"/>
+      </w:pPr>
+      <w:rPr>
+        <w:rFonts w:hint="default" w:ascii="Wingdings" w:hAnsi="Wingdings"/>
+      </w:rPr>
+    </w:lvl>
+  </w:abstractNum>
+  <w:abstractNum w:abstractNumId="25">
+    <w:nsid w:val="20D663BE"/>
+    <w:multiLevelType w:val="singleLevel"/>
+    <w:tmpl w:val="20D663BE"/>
+    <w:lvl w:ilvl="0" w:tentative="0">
+      <w:start w:val="1"/>
+      <w:numFmt w:val="bullet"/>
+      <w:lvlText w:val=""/>
+      <w:lvlJc w:val="left"/>
+      <w:pPr>
+        <w:tabs>
+          <w:tab w:val="left" w:pos="1260"/>
+        </w:tabs>
+        <w:ind w:left="1260" w:leftChars="0" w:hanging="420" w:firstLineChars="0"/>
+      </w:pPr>
+      <w:rPr>
+        <w:rFonts w:hint="default" w:ascii="Wingdings" w:hAnsi="Wingdings"/>
+      </w:rPr>
+    </w:lvl>
+  </w:abstractNum>
+  <w:abstractNum w:abstractNumId="26">
+    <w:nsid w:val="221FF09E"/>
+    <w:multiLevelType w:val="multilevel"/>
+    <w:tmpl w:val="221FF09E"/>
+    <w:lvl w:ilvl="0" w:tentative="0">
+      <w:start w:val="1"/>
+      <w:numFmt w:val="bullet"/>
+      <w:lvlText w:val=""/>
+      <w:lvlJc w:val="left"/>
+      <w:pPr>
+        <w:tabs>
+          <w:tab w:val="left" w:pos="420"/>
+        </w:tabs>
+        <w:ind w:left="420" w:leftChars="0" w:hanging="420" w:firstLineChars="0"/>
+      </w:pPr>
+      <w:rPr>
+        <w:rFonts w:hint="default" w:ascii="Wingdings" w:hAnsi="Wingdings"/>
+      </w:rPr>
+    </w:lvl>
+    <w:lvl w:ilvl="1" w:tentative="0">
+      <w:start w:val="1"/>
+      <w:numFmt w:val="bullet"/>
+      <w:lvlText w:val=""/>
+      <w:lvlJc w:val="left"/>
+      <w:pPr>
+        <w:tabs>
+          <w:tab w:val="left" w:pos="840"/>
+        </w:tabs>
+        <w:ind w:left="840" w:leftChars="0" w:hanging="420" w:firstLineChars="0"/>
+      </w:pPr>
+      <w:rPr>
+        <w:rFonts w:hint="default" w:ascii="Wingdings" w:hAnsi="Wingdings"/>
+      </w:rPr>
+    </w:lvl>
+    <w:lvl w:ilvl="2" w:tentative="0">
+      <w:start w:val="1"/>
+      <w:numFmt w:val="bullet"/>
+      <w:lvlText w:val=""/>
+      <w:lvlJc w:val="left"/>
+      <w:pPr>
+        <w:tabs>
+          <w:tab w:val="left" w:pos="1260"/>
+        </w:tabs>
+        <w:ind w:left="1260" w:leftChars="0" w:hanging="420" w:firstLineChars="0"/>
+      </w:pPr>
+      <w:rPr>
+        <w:rFonts w:hint="default" w:ascii="Wingdings" w:hAnsi="Wingdings"/>
+      </w:rPr>
+    </w:lvl>
+    <w:lvl w:ilvl="3" w:tentative="0">
+      <w:start w:val="1"/>
+      <w:numFmt w:val="bullet"/>
+      <w:lvlText w:val=""/>
+      <w:lvlJc w:val="left"/>
+      <w:pPr>
+        <w:tabs>
+          <w:tab w:val="left" w:pos="1680"/>
+        </w:tabs>
+        <w:ind w:left="1680" w:leftChars="0" w:hanging="420" w:firstLineChars="0"/>
+      </w:pPr>
+      <w:rPr>
+        <w:rFonts w:hint="default" w:ascii="Wingdings" w:hAnsi="Wingdings"/>
+      </w:rPr>
+    </w:lvl>
+    <w:lvl w:ilvl="4" w:tentative="0">
+      <w:start w:val="1"/>
+      <w:numFmt w:val="bullet"/>
+      <w:lvlText w:val=""/>
+      <w:lvlJc w:val="left"/>
+      <w:pPr>
+        <w:tabs>
+          <w:tab w:val="left" w:pos="2100"/>
+        </w:tabs>
+        <w:ind w:left="2100" w:leftChars="0" w:hanging="420" w:firstLineChars="0"/>
+      </w:pPr>
+      <w:rPr>
+        <w:rFonts w:hint="default" w:ascii="Wingdings" w:hAnsi="Wingdings"/>
+      </w:rPr>
+    </w:lvl>
+    <w:lvl w:ilvl="5" w:tentative="0">
+      <w:start w:val="1"/>
+      <w:numFmt w:val="bullet"/>
+      <w:lvlText w:val=""/>
+      <w:lvlJc w:val="left"/>
+      <w:pPr>
+        <w:tabs>
+          <w:tab w:val="left" w:pos="2520"/>
+        </w:tabs>
+        <w:ind w:left="2520" w:leftChars="0" w:hanging="420" w:firstLineChars="0"/>
+      </w:pPr>
+      <w:rPr>
+        <w:rFonts w:hint="default" w:ascii="Wingdings" w:hAnsi="Wingdings"/>
+      </w:rPr>
+    </w:lvl>
+    <w:lvl w:ilvl="6" w:tentative="0">
+      <w:start w:val="1"/>
+      <w:numFmt w:val="bullet"/>
+      <w:lvlText w:val=""/>
+      <w:lvlJc w:val="left"/>
+      <w:pPr>
+        <w:tabs>
+          <w:tab w:val="left" w:pos="2940"/>
+        </w:tabs>
+        <w:ind w:left="2940" w:leftChars="0" w:hanging="420" w:firstLineChars="0"/>
+      </w:pPr>
+      <w:rPr>
+        <w:rFonts w:hint="default" w:ascii="Wingdings" w:hAnsi="Wingdings"/>
+      </w:rPr>
+    </w:lvl>
+    <w:lvl w:ilvl="7" w:tentative="0">
+      <w:start w:val="1"/>
+      <w:numFmt w:val="bullet"/>
+      <w:lvlText w:val=""/>
+      <w:lvlJc w:val="left"/>
+      <w:pPr>
+        <w:tabs>
+          <w:tab w:val="left" w:pos="3360"/>
+        </w:tabs>
+        <w:ind w:left="3360" w:leftChars="0" w:hanging="420" w:firstLineChars="0"/>
+      </w:pPr>
+      <w:rPr>
+        <w:rFonts w:hint="default" w:ascii="Wingdings" w:hAnsi="Wingdings"/>
+      </w:rPr>
+    </w:lvl>
+    <w:lvl w:ilvl="8" w:tentative="0">
+      <w:start w:val="1"/>
+      <w:numFmt w:val="bullet"/>
+      <w:lvlText w:val=""/>
+      <w:lvlJc w:val="left"/>
+      <w:pPr>
+        <w:tabs>
+          <w:tab w:val="left" w:pos="3780"/>
+        </w:tabs>
+        <w:ind w:left="3780" w:leftChars="0" w:hanging="420" w:firstLineChars="0"/>
+      </w:pPr>
+      <w:rPr>
+        <w:rFonts w:hint="default" w:ascii="Wingdings" w:hAnsi="Wingdings"/>
+      </w:rPr>
+    </w:lvl>
+  </w:abstractNum>
+  <w:abstractNum w:abstractNumId="27">
     <w:nsid w:val="4737FD3A"/>
     <w:multiLevelType w:val="multilevel"/>
     <w:tmpl w:val="4737FD3A"/>
@@ -2779,7 +5490,47 @@
       </w:rPr>
     </w:lvl>
   </w:abstractNum>
-  <w:abstractNum w:abstractNumId="11">
+  <w:abstractNum w:abstractNumId="28">
+    <w:nsid w:val="4FAB637A"/>
+    <w:multiLevelType w:val="singleLevel"/>
+    <w:tmpl w:val="4FAB637A"/>
+    <w:lvl w:ilvl="0" w:tentative="0">
+      <w:start w:val="1"/>
+      <w:numFmt w:val="bullet"/>
+      <w:lvlText w:val=""/>
+      <w:lvlJc w:val="left"/>
+      <w:pPr>
+        <w:tabs>
+          <w:tab w:val="left" w:pos="1260"/>
+        </w:tabs>
+        <w:ind w:left="1260" w:leftChars="0" w:hanging="420" w:firstLineChars="0"/>
+      </w:pPr>
+      <w:rPr>
+        <w:rFonts w:hint="default" w:ascii="Wingdings" w:hAnsi="Wingdings"/>
+      </w:rPr>
+    </w:lvl>
+  </w:abstractNum>
+  <w:abstractNum w:abstractNumId="29">
+    <w:nsid w:val="51FC7A95"/>
+    <w:multiLevelType w:val="singleLevel"/>
+    <w:tmpl w:val="51FC7A95"/>
+    <w:lvl w:ilvl="0" w:tentative="0">
+      <w:start w:val="1"/>
+      <w:numFmt w:val="bullet"/>
+      <w:lvlText w:val=""/>
+      <w:lvlJc w:val="left"/>
+      <w:pPr>
+        <w:tabs>
+          <w:tab w:val="left" w:pos="420"/>
+        </w:tabs>
+        <w:ind w:left="420" w:leftChars="0" w:hanging="420" w:firstLineChars="0"/>
+      </w:pPr>
+      <w:rPr>
+        <w:rFonts w:hint="default" w:ascii="Wingdings" w:hAnsi="Wingdings"/>
+      </w:rPr>
+    </w:lvl>
+  </w:abstractNum>
+  <w:abstractNum w:abstractNumId="30">
     <w:nsid w:val="5A5FFB92"/>
     <w:multiLevelType w:val="singleLevel"/>
     <w:tmpl w:val="5A5FFB92"/>
@@ -2799,41 +5550,499 @@
       </w:rPr>
     </w:lvl>
   </w:abstractNum>
+  <w:abstractNum w:abstractNumId="31">
+    <w:nsid w:val="5EA095C8"/>
+    <w:multiLevelType w:val="multilevel"/>
+    <w:tmpl w:val="5EA095C8"/>
+    <w:lvl w:ilvl="0" w:tentative="0">
+      <w:start w:val="1"/>
+      <w:numFmt w:val="bullet"/>
+      <w:lvlText w:val=""/>
+      <w:lvlJc w:val="left"/>
+      <w:pPr>
+        <w:tabs>
+          <w:tab w:val="left" w:pos="420"/>
+        </w:tabs>
+        <w:ind w:left="420" w:leftChars="0" w:hanging="420" w:firstLineChars="0"/>
+      </w:pPr>
+      <w:rPr>
+        <w:rFonts w:hint="default" w:ascii="Wingdings" w:hAnsi="Wingdings"/>
+      </w:rPr>
+    </w:lvl>
+    <w:lvl w:ilvl="1" w:tentative="0">
+      <w:start w:val="1"/>
+      <w:numFmt w:val="bullet"/>
+      <w:lvlText w:val=""/>
+      <w:lvlJc w:val="left"/>
+      <w:pPr>
+        <w:tabs>
+          <w:tab w:val="left" w:pos="840"/>
+        </w:tabs>
+        <w:ind w:left="840" w:leftChars="0" w:hanging="420" w:firstLineChars="0"/>
+      </w:pPr>
+      <w:rPr>
+        <w:rFonts w:hint="default" w:ascii="Wingdings" w:hAnsi="Wingdings"/>
+      </w:rPr>
+    </w:lvl>
+    <w:lvl w:ilvl="2" w:tentative="0">
+      <w:start w:val="1"/>
+      <w:numFmt w:val="bullet"/>
+      <w:lvlText w:val=""/>
+      <w:lvlJc w:val="left"/>
+      <w:pPr>
+        <w:tabs>
+          <w:tab w:val="left" w:pos="1260"/>
+        </w:tabs>
+        <w:ind w:left="1260" w:leftChars="0" w:hanging="420" w:firstLineChars="0"/>
+      </w:pPr>
+      <w:rPr>
+        <w:rFonts w:hint="default" w:ascii="Wingdings" w:hAnsi="Wingdings"/>
+      </w:rPr>
+    </w:lvl>
+    <w:lvl w:ilvl="3" w:tentative="0">
+      <w:start w:val="1"/>
+      <w:numFmt w:val="bullet"/>
+      <w:lvlText w:val=""/>
+      <w:lvlJc w:val="left"/>
+      <w:pPr>
+        <w:tabs>
+          <w:tab w:val="left" w:pos="1680"/>
+        </w:tabs>
+        <w:ind w:left="1680" w:leftChars="0" w:hanging="420" w:firstLineChars="0"/>
+      </w:pPr>
+      <w:rPr>
+        <w:rFonts w:hint="default" w:ascii="Wingdings" w:hAnsi="Wingdings"/>
+      </w:rPr>
+    </w:lvl>
+    <w:lvl w:ilvl="4" w:tentative="0">
+      <w:start w:val="1"/>
+      <w:numFmt w:val="bullet"/>
+      <w:lvlText w:val=""/>
+      <w:lvlJc w:val="left"/>
+      <w:pPr>
+        <w:tabs>
+          <w:tab w:val="left" w:pos="2100"/>
+        </w:tabs>
+        <w:ind w:left="2100" w:leftChars="0" w:hanging="420" w:firstLineChars="0"/>
+      </w:pPr>
+      <w:rPr>
+        <w:rFonts w:hint="default" w:ascii="Wingdings" w:hAnsi="Wingdings"/>
+      </w:rPr>
+    </w:lvl>
+    <w:lvl w:ilvl="5" w:tentative="0">
+      <w:start w:val="1"/>
+      <w:numFmt w:val="bullet"/>
+      <w:lvlText w:val=""/>
+      <w:lvlJc w:val="left"/>
+      <w:pPr>
+        <w:tabs>
+          <w:tab w:val="left" w:pos="2520"/>
+        </w:tabs>
+        <w:ind w:left="2520" w:leftChars="0" w:hanging="420" w:firstLineChars="0"/>
+      </w:pPr>
+      <w:rPr>
+        <w:rFonts w:hint="default" w:ascii="Wingdings" w:hAnsi="Wingdings"/>
+      </w:rPr>
+    </w:lvl>
+    <w:lvl w:ilvl="6" w:tentative="0">
+      <w:start w:val="1"/>
+      <w:numFmt w:val="bullet"/>
+      <w:lvlText w:val=""/>
+      <w:lvlJc w:val="left"/>
+      <w:pPr>
+        <w:tabs>
+          <w:tab w:val="left" w:pos="2940"/>
+        </w:tabs>
+        <w:ind w:left="2940" w:leftChars="0" w:hanging="420" w:firstLineChars="0"/>
+      </w:pPr>
+      <w:rPr>
+        <w:rFonts w:hint="default" w:ascii="Wingdings" w:hAnsi="Wingdings"/>
+      </w:rPr>
+    </w:lvl>
+    <w:lvl w:ilvl="7" w:tentative="0">
+      <w:start w:val="1"/>
+      <w:numFmt w:val="bullet"/>
+      <w:lvlText w:val=""/>
+      <w:lvlJc w:val="left"/>
+      <w:pPr>
+        <w:tabs>
+          <w:tab w:val="left" w:pos="3360"/>
+        </w:tabs>
+        <w:ind w:left="3360" w:leftChars="0" w:hanging="420" w:firstLineChars="0"/>
+      </w:pPr>
+      <w:rPr>
+        <w:rFonts w:hint="default" w:ascii="Wingdings" w:hAnsi="Wingdings"/>
+      </w:rPr>
+    </w:lvl>
+    <w:lvl w:ilvl="8" w:tentative="0">
+      <w:start w:val="1"/>
+      <w:numFmt w:val="bullet"/>
+      <w:lvlText w:val=""/>
+      <w:lvlJc w:val="left"/>
+      <w:pPr>
+        <w:tabs>
+          <w:tab w:val="left" w:pos="3780"/>
+        </w:tabs>
+        <w:ind w:left="3780" w:leftChars="0" w:hanging="420" w:firstLineChars="0"/>
+      </w:pPr>
+      <w:rPr>
+        <w:rFonts w:hint="default" w:ascii="Wingdings" w:hAnsi="Wingdings"/>
+      </w:rPr>
+    </w:lvl>
+  </w:abstractNum>
+  <w:abstractNum w:abstractNumId="32">
+    <w:nsid w:val="5F84636B"/>
+    <w:multiLevelType w:val="singleLevel"/>
+    <w:tmpl w:val="5F84636B"/>
+    <w:lvl w:ilvl="0" w:tentative="0">
+      <w:start w:val="1"/>
+      <w:numFmt w:val="bullet"/>
+      <w:lvlText w:val=""/>
+      <w:lvlJc w:val="left"/>
+      <w:pPr>
+        <w:tabs>
+          <w:tab w:val="left" w:pos="1260"/>
+        </w:tabs>
+        <w:ind w:left="1260" w:leftChars="0" w:hanging="420" w:firstLineChars="0"/>
+      </w:pPr>
+      <w:rPr>
+        <w:rFonts w:hint="default" w:ascii="Wingdings" w:hAnsi="Wingdings"/>
+      </w:rPr>
+    </w:lvl>
+  </w:abstractNum>
+  <w:abstractNum w:abstractNumId="33">
+    <w:nsid w:val="605454F4"/>
+    <w:multiLevelType w:val="singleLevel"/>
+    <w:tmpl w:val="605454F4"/>
+    <w:lvl w:ilvl="0" w:tentative="0">
+      <w:start w:val="1"/>
+      <w:numFmt w:val="bullet"/>
+      <w:lvlText w:val=""/>
+      <w:lvlJc w:val="left"/>
+      <w:pPr>
+        <w:tabs>
+          <w:tab w:val="left" w:pos="1260"/>
+        </w:tabs>
+        <w:ind w:left="1260" w:leftChars="0" w:hanging="420" w:firstLineChars="0"/>
+      </w:pPr>
+      <w:rPr>
+        <w:rFonts w:hint="default" w:ascii="Wingdings" w:hAnsi="Wingdings"/>
+      </w:rPr>
+    </w:lvl>
+  </w:abstractNum>
+  <w:abstractNum w:abstractNumId="34">
+    <w:nsid w:val="6256DF92"/>
+    <w:multiLevelType w:val="singleLevel"/>
+    <w:tmpl w:val="6256DF92"/>
+    <w:lvl w:ilvl="0" w:tentative="0">
+      <w:start w:val="1"/>
+      <w:numFmt w:val="bullet"/>
+      <w:lvlText w:val=""/>
+      <w:lvlJc w:val="left"/>
+      <w:pPr>
+        <w:tabs>
+          <w:tab w:val="left" w:pos="420"/>
+        </w:tabs>
+        <w:ind w:left="420" w:leftChars="0" w:hanging="420" w:firstLineChars="0"/>
+      </w:pPr>
+      <w:rPr>
+        <w:rFonts w:hint="default" w:ascii="Wingdings" w:hAnsi="Wingdings"/>
+      </w:rPr>
+    </w:lvl>
+  </w:abstractNum>
+  <w:abstractNum w:abstractNumId="35">
+    <w:nsid w:val="64501673"/>
+    <w:multiLevelType w:val="singleLevel"/>
+    <w:tmpl w:val="64501673"/>
+    <w:lvl w:ilvl="0" w:tentative="0">
+      <w:start w:val="1"/>
+      <w:numFmt w:val="bullet"/>
+      <w:lvlText w:val=""/>
+      <w:lvlJc w:val="left"/>
+      <w:pPr>
+        <w:tabs>
+          <w:tab w:val="left" w:pos="420"/>
+        </w:tabs>
+        <w:ind w:left="420" w:leftChars="0" w:hanging="420" w:firstLineChars="0"/>
+      </w:pPr>
+      <w:rPr>
+        <w:rFonts w:hint="default" w:ascii="Wingdings" w:hAnsi="Wingdings"/>
+      </w:rPr>
+    </w:lvl>
+  </w:abstractNum>
+  <w:abstractNum w:abstractNumId="36">
+    <w:nsid w:val="6B564EC6"/>
+    <w:multiLevelType w:val="multilevel"/>
+    <w:tmpl w:val="6B564EC6"/>
+    <w:lvl w:ilvl="0" w:tentative="0">
+      <w:start w:val="1"/>
+      <w:numFmt w:val="bullet"/>
+      <w:lvlText w:val=""/>
+      <w:lvlJc w:val="left"/>
+      <w:pPr>
+        <w:tabs>
+          <w:tab w:val="left" w:pos="420"/>
+        </w:tabs>
+        <w:ind w:left="420" w:leftChars="0" w:hanging="420" w:firstLineChars="0"/>
+      </w:pPr>
+      <w:rPr>
+        <w:rFonts w:hint="default" w:ascii="Wingdings" w:hAnsi="Wingdings"/>
+      </w:rPr>
+    </w:lvl>
+    <w:lvl w:ilvl="1" w:tentative="0">
+      <w:start w:val="1"/>
+      <w:numFmt w:val="bullet"/>
+      <w:lvlText w:val=""/>
+      <w:lvlJc w:val="left"/>
+      <w:pPr>
+        <w:tabs>
+          <w:tab w:val="left" w:pos="840"/>
+        </w:tabs>
+        <w:ind w:left="840" w:leftChars="0" w:hanging="420" w:firstLineChars="0"/>
+      </w:pPr>
+      <w:rPr>
+        <w:rFonts w:hint="default" w:ascii="Wingdings" w:hAnsi="Wingdings"/>
+      </w:rPr>
+    </w:lvl>
+    <w:lvl w:ilvl="2" w:tentative="0">
+      <w:start w:val="1"/>
+      <w:numFmt w:val="bullet"/>
+      <w:lvlText w:val=""/>
+      <w:lvlJc w:val="left"/>
+      <w:pPr>
+        <w:tabs>
+          <w:tab w:val="left" w:pos="1260"/>
+        </w:tabs>
+        <w:ind w:left="1260" w:leftChars="0" w:hanging="420" w:firstLineChars="0"/>
+      </w:pPr>
+      <w:rPr>
+        <w:rFonts w:hint="default" w:ascii="Wingdings" w:hAnsi="Wingdings"/>
+      </w:rPr>
+    </w:lvl>
+    <w:lvl w:ilvl="3" w:tentative="0">
+      <w:start w:val="1"/>
+      <w:numFmt w:val="bullet"/>
+      <w:lvlText w:val=""/>
+      <w:lvlJc w:val="left"/>
+      <w:pPr>
+        <w:tabs>
+          <w:tab w:val="left" w:pos="1680"/>
+        </w:tabs>
+        <w:ind w:left="1680" w:leftChars="0" w:hanging="420" w:firstLineChars="0"/>
+      </w:pPr>
+      <w:rPr>
+        <w:rFonts w:hint="default" w:ascii="Wingdings" w:hAnsi="Wingdings"/>
+      </w:rPr>
+    </w:lvl>
+    <w:lvl w:ilvl="4" w:tentative="0">
+      <w:start w:val="1"/>
+      <w:numFmt w:val="bullet"/>
+      <w:lvlText w:val=""/>
+      <w:lvlJc w:val="left"/>
+      <w:pPr>
+        <w:tabs>
+          <w:tab w:val="left" w:pos="2100"/>
+        </w:tabs>
+        <w:ind w:left="2100" w:leftChars="0" w:hanging="420" w:firstLineChars="0"/>
+      </w:pPr>
+      <w:rPr>
+        <w:rFonts w:hint="default" w:ascii="Wingdings" w:hAnsi="Wingdings"/>
+      </w:rPr>
+    </w:lvl>
+    <w:lvl w:ilvl="5" w:tentative="0">
+      <w:start w:val="1"/>
+      <w:numFmt w:val="bullet"/>
+      <w:lvlText w:val=""/>
+      <w:lvlJc w:val="left"/>
+      <w:pPr>
+        <w:tabs>
+          <w:tab w:val="left" w:pos="2520"/>
+        </w:tabs>
+        <w:ind w:left="2520" w:leftChars="0" w:hanging="420" w:firstLineChars="0"/>
+      </w:pPr>
+      <w:rPr>
+        <w:rFonts w:hint="default" w:ascii="Wingdings" w:hAnsi="Wingdings"/>
+      </w:rPr>
+    </w:lvl>
+    <w:lvl w:ilvl="6" w:tentative="0">
+      <w:start w:val="1"/>
+      <w:numFmt w:val="bullet"/>
+      <w:lvlText w:val=""/>
+      <w:lvlJc w:val="left"/>
+      <w:pPr>
+        <w:tabs>
+          <w:tab w:val="left" w:pos="2940"/>
+        </w:tabs>
+        <w:ind w:left="2940" w:leftChars="0" w:hanging="420" w:firstLineChars="0"/>
+      </w:pPr>
+      <w:rPr>
+        <w:rFonts w:hint="default" w:ascii="Wingdings" w:hAnsi="Wingdings"/>
+      </w:rPr>
+    </w:lvl>
+    <w:lvl w:ilvl="7" w:tentative="0">
+      <w:start w:val="1"/>
+      <w:numFmt w:val="bullet"/>
+      <w:lvlText w:val=""/>
+      <w:lvlJc w:val="left"/>
+      <w:pPr>
+        <w:tabs>
+          <w:tab w:val="left" w:pos="3360"/>
+        </w:tabs>
+        <w:ind w:left="3360" w:leftChars="0" w:hanging="420" w:firstLineChars="0"/>
+      </w:pPr>
+      <w:rPr>
+        <w:rFonts w:hint="default" w:ascii="Wingdings" w:hAnsi="Wingdings"/>
+      </w:rPr>
+    </w:lvl>
+    <w:lvl w:ilvl="8" w:tentative="0">
+      <w:start w:val="1"/>
+      <w:numFmt w:val="bullet"/>
+      <w:lvlText w:val=""/>
+      <w:lvlJc w:val="left"/>
+      <w:pPr>
+        <w:tabs>
+          <w:tab w:val="left" w:pos="3780"/>
+        </w:tabs>
+        <w:ind w:left="3780" w:leftChars="0" w:hanging="420" w:firstLineChars="0"/>
+      </w:pPr>
+      <w:rPr>
+        <w:rFonts w:hint="default" w:ascii="Wingdings" w:hAnsi="Wingdings"/>
+      </w:rPr>
+    </w:lvl>
+  </w:abstractNum>
+  <w:abstractNum w:abstractNumId="37">
+    <w:nsid w:val="72BF02E7"/>
+    <w:multiLevelType w:val="singleLevel"/>
+    <w:tmpl w:val="72BF02E7"/>
+    <w:lvl w:ilvl="0" w:tentative="0">
+      <w:start w:val="1"/>
+      <w:numFmt w:val="bullet"/>
+      <w:lvlText w:val=""/>
+      <w:lvlJc w:val="left"/>
+      <w:pPr>
+        <w:tabs>
+          <w:tab w:val="left" w:pos="1260"/>
+        </w:tabs>
+        <w:ind w:left="1260" w:leftChars="0" w:hanging="420" w:firstLineChars="0"/>
+      </w:pPr>
+      <w:rPr>
+        <w:rFonts w:hint="default" w:ascii="Wingdings" w:hAnsi="Wingdings"/>
+      </w:rPr>
+    </w:lvl>
+  </w:abstractNum>
   <w:num w:numId="1">
+    <w:abstractNumId w:val="13"/>
+  </w:num>
+  <w:num w:numId="2">
+    <w:abstractNumId w:val="23"/>
+  </w:num>
+  <w:num w:numId="3">
+    <w:abstractNumId w:val="30"/>
+  </w:num>
+  <w:num w:numId="4">
+    <w:abstractNumId w:val="11"/>
+  </w:num>
+  <w:num w:numId="5">
+    <w:abstractNumId w:val="14"/>
+  </w:num>
+  <w:num w:numId="6">
+    <w:abstractNumId w:val="16"/>
+  </w:num>
+  <w:num w:numId="7">
+    <w:abstractNumId w:val="15"/>
+  </w:num>
+  <w:num w:numId="8">
+    <w:abstractNumId w:val="35"/>
+  </w:num>
+  <w:num w:numId="9">
+    <w:abstractNumId w:val="22"/>
+  </w:num>
+  <w:num w:numId="10">
+    <w:abstractNumId w:val="4"/>
+  </w:num>
+  <w:num w:numId="11">
+    <w:abstractNumId w:val="29"/>
+  </w:num>
+  <w:num w:numId="12">
+    <w:abstractNumId w:val="26"/>
+  </w:num>
+  <w:num w:numId="13">
+    <w:abstractNumId w:val="37"/>
+  </w:num>
+  <w:num w:numId="14">
+    <w:abstractNumId w:val="31"/>
+  </w:num>
+  <w:num w:numId="15">
+    <w:abstractNumId w:val="3"/>
+  </w:num>
+  <w:num w:numId="16">
     <w:abstractNumId w:val="2"/>
   </w:num>
-  <w:num w:numId="2">
+  <w:num w:numId="17">
+    <w:abstractNumId w:val="1"/>
+  </w:num>
+  <w:num w:numId="18">
+    <w:abstractNumId w:val="8"/>
+  </w:num>
+  <w:num w:numId="19">
+    <w:abstractNumId w:val="0"/>
+  </w:num>
+  <w:num w:numId="20">
+    <w:abstractNumId w:val="20"/>
+  </w:num>
+  <w:num w:numId="21">
+    <w:abstractNumId w:val="6"/>
+  </w:num>
+  <w:num w:numId="22">
+    <w:abstractNumId w:val="33"/>
+  </w:num>
+  <w:num w:numId="23">
+    <w:abstractNumId w:val="17"/>
+  </w:num>
+  <w:num w:numId="24">
+    <w:abstractNumId w:val="5"/>
+  </w:num>
+  <w:num w:numId="25">
+    <w:abstractNumId w:val="12"/>
+  </w:num>
+  <w:num w:numId="26">
+    <w:abstractNumId w:val="10"/>
+  </w:num>
+  <w:num w:numId="27">
+    <w:abstractNumId w:val="32"/>
+  </w:num>
+  <w:num w:numId="28">
+    <w:abstractNumId w:val="34"/>
+  </w:num>
+  <w:num w:numId="29">
+    <w:abstractNumId w:val="24"/>
+  </w:num>
+  <w:num w:numId="30">
+    <w:abstractNumId w:val="36"/>
+  </w:num>
+  <w:num w:numId="31">
+    <w:abstractNumId w:val="28"/>
+  </w:num>
+  <w:num w:numId="32">
     <w:abstractNumId w:val="9"/>
   </w:num>
-  <w:num w:numId="3">
-    <w:abstractNumId w:val="11"/>
+  <w:num w:numId="33">
+    <w:abstractNumId w:val="25"/>
   </w:num>
-  <w:num w:numId="4">
-    <w:abstractNumId w:val="1"/>
+  <w:num w:numId="34">
+    <w:abstractNumId w:val="19"/>
   </w:num>
-  <w:num w:numId="5">
-    <w:abstractNumId w:val="3"/>
+  <w:num w:numId="35">
+    <w:abstractNumId w:val="18"/>
   </w:num>
-  <w:num w:numId="6">
-    <w:abstractNumId w:val="6"/>
-  </w:num>
-  <w:num w:numId="7">
-    <w:abstractNumId w:val="5"/>
-  </w:num>
-  <w:num w:numId="8">
-    <w:abstractNumId w:val="4"/>
-  </w:num>
-  <w:num w:numId="9">
-    <w:abstractNumId w:val="8"/>
-  </w:num>
-  <w:num w:numId="10">
-    <w:abstractNumId w:val="0"/>
-  </w:num>
-  <w:num w:numId="11">
+  <w:num w:numId="36">
     <w:abstractNumId w:val="7"/>
   </w:num>
-  <w:num w:numId="12">
-    <w:abstractNumId w:val="10"/>
+  <w:num w:numId="37">
+    <w:abstractNumId w:val="21"/>
+  </w:num>
+  <w:num w:numId="38">
+    <w:abstractNumId w:val="27"/>
   </w:num>
 </w:numbering>
 </file>
